--- a/report/2025AE05107_AIMLCZG523_Assignment_01_Report.docx
+++ b/report/2025AE05107_AIMLCZG523_Assignment_01_Report.docx
@@ -26,55 +26,27 @@
         <w:spacing w:after="60"/>
         <w:jc w:val="center"/>
       </w:pPr>
-      <w:proofErr w:type="spellStart"/>
       <w:r>
         <w:rPr>
           <w:color w:val="555555"/>
           <w:sz w:val="22"/>
           <w:szCs w:val="22"/>
         </w:rPr>
-        <w:t>M.Tech</w:t>
-      </w:r>
-      <w:proofErr w:type="spellEnd"/>
+        <w:t xml:space="preserve">M.Tech AIML (WILP)</w:t>
+      </w:r>
+    </w:p>
+    <w:p>
+      <w:pPr>
+        <w:spacing w:after="560"/>
+        <w:jc w:val="center"/>
+      </w:pPr>
       <w:r>
         <w:rPr>
           <w:color w:val="555555"/>
           <w:sz w:val="22"/>
           <w:szCs w:val="22"/>
         </w:rPr>
-        <w:t xml:space="preserve"> AIML (WILP)</w:t>
-      </w:r>
-    </w:p>
-    <w:p>
-      <w:pPr>
-        <w:spacing w:after="560"/>
-        <w:jc w:val="center"/>
-      </w:pPr>
-      <w:r>
-        <w:rPr>
-          <w:color w:val="555555"/>
-          <w:sz w:val="22"/>
-          <w:szCs w:val="22"/>
-        </w:rPr>
-        <w:t>Machine Learning Operations (</w:t>
-      </w:r>
-      <w:proofErr w:type="spellStart"/>
-      <w:r>
-        <w:rPr>
-          <w:color w:val="555555"/>
-          <w:sz w:val="22"/>
-          <w:szCs w:val="22"/>
-        </w:rPr>
-        <w:t>MLOps</w:t>
-      </w:r>
-      <w:proofErr w:type="spellEnd"/>
-      <w:r>
-        <w:rPr>
-          <w:color w:val="555555"/>
-          <w:sz w:val="22"/>
-          <w:szCs w:val="22"/>
-        </w:rPr>
-        <w:t>) AIMLCZG523  |  Assignment 01</w:t>
+        <w:t>Machine Learning Operations (MLOps) AIMLCZG523  |  Assignment 01</w:t>
       </w:r>
     </w:p>
     <w:p>
@@ -90,29 +62,7 @@
           <w:sz w:val="44"/>
           <w:szCs w:val="44"/>
         </w:rPr>
-        <w:t xml:space="preserve">End-to-End </w:t>
-      </w:r>
-      <w:proofErr w:type="spellStart"/>
-      <w:r>
-        <w:rPr>
-          <w:b/>
-          <w:bCs/>
-          <w:color w:val="0F6E56"/>
-          <w:sz w:val="44"/>
-          <w:szCs w:val="44"/>
-        </w:rPr>
-        <w:t>MLOps</w:t>
-      </w:r>
-      <w:proofErr w:type="spellEnd"/>
-      <w:r>
-        <w:rPr>
-          <w:b/>
-          <w:bCs/>
-          <w:color w:val="0F6E56"/>
-          <w:sz w:val="44"/>
-          <w:szCs w:val="44"/>
-        </w:rPr>
-        <w:t xml:space="preserve"> Pipeline for Heart Disease Risk Prediction</w:t>
+        <w:t xml:space="preserve">End-to-End MLOps Pipeline for Heart Disease Risk Prediction</w:t>
       </w:r>
     </w:p>
     <w:p>
@@ -682,15 +632,7 @@
         <w:spacing w:after="110" w:line="270" w:lineRule="auto"/>
       </w:pPr>
       <w:r>
-        <w:t xml:space="preserve">The result is a scikit-learn pipeline served by a </w:t>
-      </w:r>
-      <w:proofErr w:type="spellStart"/>
-      <w:r>
-        <w:t>FastAPI</w:t>
-      </w:r>
-      <w:proofErr w:type="spellEnd"/>
-      <w:r>
-        <w:t xml:space="preserve"> application. It is built and tested by a five-stage GitHub Actions pipeline, stored in Amazon ECR, deployed to Amazon EKS behind a load balancer after a manual approval, and observed with Prometheus and Grafana.</w:t>
+        <w:t xml:space="preserve">The result is a scikit-learn pipeline served by a FastAPI application. It is built and tested by a five-stage GitHub Actions pipeline, stored in Amazon ECR, deployed to Amazon EKS behind a load balancer after a manual approval, and observed with Prometheus and Grafana.</w:t>
       </w:r>
     </w:p>
     <w:tbl>
@@ -853,48 +795,28 @@
               <w:keepNext/>
               <w:keepLines/>
             </w:pPr>
-            <w:proofErr w:type="spellStart"/>
             <w:r>
               <w:rPr>
                 <w:rFonts w:ascii="Consolas" w:eastAsia="Consolas" w:hAnsi="Consolas" w:cs="Consolas"/>
                 <w:sz w:val="18"/>
                 <w:szCs w:val="18"/>
               </w:rPr>
-              <w:t>src</w:t>
-            </w:r>
-            <w:proofErr w:type="spellEnd"/>
+              <w:t>src/download_data.py</w:t>
+            </w:r>
+            <w:r>
+              <w:rPr>
+                <w:sz w:val="18"/>
+                <w:szCs w:val="18"/>
+              </w:rPr>
+              <w:t xml:space="preserve">, </w:t>
+            </w:r>
             <w:r>
               <w:rPr>
                 <w:rFonts w:ascii="Consolas" w:eastAsia="Consolas" w:hAnsi="Consolas" w:cs="Consolas"/>
                 <w:sz w:val="18"/>
                 <w:szCs w:val="18"/>
               </w:rPr>
-              <w:t>/download_data.py</w:t>
-            </w:r>
-            <w:r>
-              <w:rPr>
-                <w:sz w:val="18"/>
-                <w:szCs w:val="18"/>
-              </w:rPr>
-              <w:t xml:space="preserve">, </w:t>
-            </w:r>
-            <w:proofErr w:type="spellStart"/>
-            <w:r>
-              <w:rPr>
-                <w:rFonts w:ascii="Consolas" w:eastAsia="Consolas" w:hAnsi="Consolas" w:cs="Consolas"/>
-                <w:sz w:val="18"/>
-                <w:szCs w:val="18"/>
-              </w:rPr>
-              <w:t>src</w:t>
-            </w:r>
-            <w:proofErr w:type="spellEnd"/>
-            <w:r>
-              <w:rPr>
-                <w:rFonts w:ascii="Consolas" w:eastAsia="Consolas" w:hAnsi="Consolas" w:cs="Consolas"/>
-                <w:sz w:val="18"/>
-                <w:szCs w:val="18"/>
-              </w:rPr>
-              <w:t>/data.py</w:t>
+              <w:t>src/data.py</w:t>
             </w:r>
             <w:r>
               <w:rPr>
@@ -990,23 +912,13 @@
               <w:keepNext/>
               <w:keepLines/>
             </w:pPr>
-            <w:proofErr w:type="spellStart"/>
             <w:r>
               <w:rPr>
                 <w:rFonts w:ascii="Consolas" w:eastAsia="Consolas" w:hAnsi="Consolas" w:cs="Consolas"/>
                 <w:sz w:val="18"/>
                 <w:szCs w:val="18"/>
               </w:rPr>
-              <w:t>src</w:t>
-            </w:r>
-            <w:proofErr w:type="spellEnd"/>
-            <w:r>
-              <w:rPr>
-                <w:rFonts w:ascii="Consolas" w:eastAsia="Consolas" w:hAnsi="Consolas" w:cs="Consolas"/>
-                <w:sz w:val="18"/>
-                <w:szCs w:val="18"/>
-              </w:rPr>
-              <w:t>/features.py</w:t>
+              <w:t>src/features.py</w:t>
             </w:r>
             <w:r>
               <w:rPr>
@@ -1087,21 +999,12 @@
               <w:keepNext/>
               <w:keepLines/>
             </w:pPr>
-            <w:proofErr w:type="spellStart"/>
-            <w:r>
-              <w:rPr>
-                <w:sz w:val="18"/>
-                <w:szCs w:val="18"/>
-              </w:rPr>
-              <w:t>MLflow</w:t>
-            </w:r>
-            <w:proofErr w:type="spellEnd"/>
-            <w:r>
-              <w:rPr>
-                <w:sz w:val="18"/>
-                <w:szCs w:val="18"/>
-              </w:rPr>
-              <w:t xml:space="preserve"> calls in </w:t>
+            <w:r>
+              <w:rPr>
+                <w:sz w:val="18"/>
+                <w:szCs w:val="18"/>
+              </w:rPr>
+              <w:t xml:space="preserve">MLflow calls in </w:t>
             </w:r>
             <w:r>
               <w:rPr>
@@ -1118,7 +1021,6 @@
               </w:rPr>
               <w:t xml:space="preserve"> (</w:t>
             </w:r>
-            <w:proofErr w:type="spellStart"/>
             <w:r>
               <w:rPr>
                 <w:rFonts w:ascii="Consolas" w:eastAsia="Consolas" w:hAnsi="Consolas" w:cs="Consolas"/>
@@ -1127,7 +1029,6 @@
               </w:rPr>
               <w:t>mlflow.db</w:t>
             </w:r>
-            <w:proofErr w:type="spellEnd"/>
             <w:r>
               <w:rPr>
                 <w:sz w:val="18"/>
@@ -1205,43 +1106,23 @@
                 <w:sz w:val="18"/>
                 <w:szCs w:val="18"/>
               </w:rPr>
-              <w:t>models/</w:t>
-            </w:r>
-            <w:proofErr w:type="spellStart"/>
+              <w:t>models/model.joblib</w:t>
+            </w:r>
+            <w:r>
+              <w:rPr>
+                <w:sz w:val="18"/>
+                <w:szCs w:val="18"/>
+              </w:rPr>
+              <w:t xml:space="preserve">, </w:t>
+            </w:r>
             <w:r>
               <w:rPr>
                 <w:rFonts w:ascii="Consolas" w:eastAsia="Consolas" w:hAnsi="Consolas" w:cs="Consolas"/>
                 <w:sz w:val="18"/>
                 <w:szCs w:val="18"/>
               </w:rPr>
-              <w:t>model.joblib</w:t>
-            </w:r>
-            <w:proofErr w:type="spellEnd"/>
-            <w:r>
-              <w:rPr>
-                <w:sz w:val="18"/>
-                <w:szCs w:val="18"/>
-              </w:rPr>
-              <w:t xml:space="preserve">, </w:t>
-            </w:r>
-            <w:r>
-              <w:rPr>
-                <w:rFonts w:ascii="Consolas" w:eastAsia="Consolas" w:hAnsi="Consolas" w:cs="Consolas"/>
-                <w:sz w:val="18"/>
-                <w:szCs w:val="18"/>
-              </w:rPr>
-              <w:t>models/</w:t>
-            </w:r>
-            <w:proofErr w:type="spellStart"/>
-            <w:r>
-              <w:rPr>
-                <w:rFonts w:ascii="Consolas" w:eastAsia="Consolas" w:hAnsi="Consolas" w:cs="Consolas"/>
-                <w:sz w:val="18"/>
-                <w:szCs w:val="18"/>
-              </w:rPr>
-              <w:t>metadata.json</w:t>
-            </w:r>
-            <w:proofErr w:type="spellEnd"/>
+              <w:t>models/metadata.json</w:t>
+            </w:r>
             <w:r>
               <w:rPr>
                 <w:sz w:val="18"/>
@@ -1327,36 +1208,8 @@
                 <w:sz w:val="18"/>
                 <w:szCs w:val="18"/>
               </w:rPr>
-              <w:t>.</w:t>
-            </w:r>
-            <w:proofErr w:type="spellStart"/>
-            <w:r>
-              <w:rPr>
-                <w:rFonts w:ascii="Consolas" w:eastAsia="Consolas" w:hAnsi="Consolas" w:cs="Consolas"/>
-                <w:sz w:val="18"/>
-                <w:szCs w:val="18"/>
-              </w:rPr>
-              <w:t>github</w:t>
-            </w:r>
-            <w:proofErr w:type="spellEnd"/>
-            <w:r>
-              <w:rPr>
-                <w:rFonts w:ascii="Consolas" w:eastAsia="Consolas" w:hAnsi="Consolas" w:cs="Consolas"/>
-                <w:sz w:val="18"/>
-                <w:szCs w:val="18"/>
-              </w:rPr>
-              <w:t>/workflows/*.</w:t>
-            </w:r>
-            <w:proofErr w:type="spellStart"/>
-            <w:r>
-              <w:rPr>
-                <w:rFonts w:ascii="Consolas" w:eastAsia="Consolas" w:hAnsi="Consolas" w:cs="Consolas"/>
-                <w:sz w:val="18"/>
-                <w:szCs w:val="18"/>
-              </w:rPr>
-              <w:t>yml</w:t>
-            </w:r>
-            <w:proofErr w:type="spellEnd"/>
+              <w:t>.github/workflows/</w:t>
+            </w:r>
             <w:r>
               <w:rPr>
                 <w:sz w:val="18"/>
@@ -1451,34 +1304,14 @@
               <w:keepNext/>
               <w:keepLines/>
             </w:pPr>
-            <w:proofErr w:type="spellStart"/>
             <w:r>
               <w:rPr>
                 <w:rFonts w:ascii="Consolas" w:eastAsia="Consolas" w:hAnsi="Consolas" w:cs="Consolas"/>
                 <w:sz w:val="18"/>
                 <w:szCs w:val="18"/>
               </w:rPr>
-              <w:t>dockerfiles</w:t>
-            </w:r>
-            <w:proofErr w:type="spellEnd"/>
-            <w:r>
-              <w:rPr>
-                <w:rFonts w:ascii="Consolas" w:eastAsia="Consolas" w:hAnsi="Consolas" w:cs="Consolas"/>
-                <w:sz w:val="18"/>
-                <w:szCs w:val="18"/>
-              </w:rPr>
-              <w:t>/</w:t>
-            </w:r>
-            <w:proofErr w:type="spellStart"/>
-            <w:r>
-              <w:rPr>
-                <w:rFonts w:ascii="Consolas" w:eastAsia="Consolas" w:hAnsi="Consolas" w:cs="Consolas"/>
-                <w:sz w:val="18"/>
-                <w:szCs w:val="18"/>
-              </w:rPr>
-              <w:t>Dockerfile</w:t>
-            </w:r>
-            <w:proofErr w:type="spellEnd"/>
+              <w:t>dockerfiles/Dockerfile</w:t>
+            </w:r>
             <w:r>
               <w:rPr>
                 <w:sz w:val="18"/>
@@ -1558,23 +1391,13 @@
               <w:keepNext/>
               <w:keepLines/>
             </w:pPr>
-            <w:proofErr w:type="spellStart"/>
             <w:r>
               <w:rPr>
                 <w:rFonts w:ascii="Consolas" w:eastAsia="Consolas" w:hAnsi="Consolas" w:cs="Consolas"/>
                 <w:sz w:val="18"/>
                 <w:szCs w:val="18"/>
               </w:rPr>
-              <w:t>kubernetes</w:t>
-            </w:r>
-            <w:proofErr w:type="spellEnd"/>
-            <w:r>
-              <w:rPr>
-                <w:rFonts w:ascii="Consolas" w:eastAsia="Consolas" w:hAnsi="Consolas" w:cs="Consolas"/>
-                <w:sz w:val="18"/>
-                <w:szCs w:val="18"/>
-              </w:rPr>
-              <w:t>/</w:t>
+              <w:t>kubernetes/</w:t>
             </w:r>
             <w:r>
               <w:rPr>
@@ -1796,7 +1619,6 @@
       <w:r>
         <w:t xml:space="preserve"> Python 3.14 (the same minor version as the container image, so the pickled model loads identically), Docker, Git, and for the cloud steps the AWS CLI, </w:t>
       </w:r>
-      <w:proofErr w:type="spellStart"/>
       <w:r>
         <w:rPr>
           <w:rFonts w:ascii="Consolas" w:eastAsia="Consolas" w:hAnsi="Consolas" w:cs="Consolas"/>
@@ -1805,7 +1627,6 @@
         </w:rPr>
         <w:t>kubectl</w:t>
       </w:r>
-      <w:proofErr w:type="spellEnd"/>
       <w:r>
         <w:t xml:space="preserve"> and an AWS account.</w:t>
       </w:r>
@@ -1855,61 +1676,7 @@
           <w:sz w:val="17"/>
           <w:szCs w:val="17"/>
         </w:rPr>
-        <w:t xml:space="preserve">python3 -m </w:t>
-      </w:r>
-      <w:proofErr w:type="spellStart"/>
-      <w:r>
-        <w:rPr>
-          <w:rFonts w:ascii="Consolas" w:eastAsia="Consolas" w:hAnsi="Consolas" w:cs="Consolas"/>
-          <w:sz w:val="17"/>
-          <w:szCs w:val="17"/>
-        </w:rPr>
-        <w:t>venv</w:t>
-      </w:r>
-      <w:proofErr w:type="spellEnd"/>
-      <w:r>
-        <w:rPr>
-          <w:rFonts w:ascii="Consolas" w:eastAsia="Consolas" w:hAnsi="Consolas" w:cs="Consolas"/>
-          <w:sz w:val="17"/>
-          <w:szCs w:val="17"/>
-        </w:rPr>
-        <w:t xml:space="preserve"> .</w:t>
-      </w:r>
-      <w:proofErr w:type="spellStart"/>
-      <w:r>
-        <w:rPr>
-          <w:rFonts w:ascii="Consolas" w:eastAsia="Consolas" w:hAnsi="Consolas" w:cs="Consolas"/>
-          <w:sz w:val="17"/>
-          <w:szCs w:val="17"/>
-        </w:rPr>
-        <w:t>venv</w:t>
-      </w:r>
-      <w:proofErr w:type="spellEnd"/>
-      <w:r>
-        <w:rPr>
-          <w:rFonts w:ascii="Consolas" w:eastAsia="Consolas" w:hAnsi="Consolas" w:cs="Consolas"/>
-          <w:sz w:val="17"/>
-          <w:szCs w:val="17"/>
-        </w:rPr>
-        <w:t xml:space="preserve"> &amp;&amp; source .</w:t>
-      </w:r>
-      <w:proofErr w:type="spellStart"/>
-      <w:r>
-        <w:rPr>
-          <w:rFonts w:ascii="Consolas" w:eastAsia="Consolas" w:hAnsi="Consolas" w:cs="Consolas"/>
-          <w:sz w:val="17"/>
-          <w:szCs w:val="17"/>
-        </w:rPr>
-        <w:t>venv</w:t>
-      </w:r>
-      <w:proofErr w:type="spellEnd"/>
-      <w:r>
-        <w:rPr>
-          <w:rFonts w:ascii="Consolas" w:eastAsia="Consolas" w:hAnsi="Consolas" w:cs="Consolas"/>
-          <w:sz w:val="17"/>
-          <w:szCs w:val="17"/>
-        </w:rPr>
-        <w:t>/bin/activate</w:t>
+        <w:t xml:space="preserve">python3 -m venv .venv &amp;&amp; source .venv/bin/activate</w:t>
       </w:r>
     </w:p>
     <w:p>
@@ -1957,25 +1724,7 @@
           <w:sz w:val="17"/>
           <w:szCs w:val="17"/>
         </w:rPr>
-        <w:t xml:space="preserve">python -m </w:t>
-      </w:r>
-      <w:proofErr w:type="spellStart"/>
-      <w:r>
-        <w:rPr>
-          <w:rFonts w:ascii="Consolas" w:eastAsia="Consolas" w:hAnsi="Consolas" w:cs="Consolas"/>
-          <w:sz w:val="17"/>
-          <w:szCs w:val="17"/>
-        </w:rPr>
-        <w:t>src.download_data</w:t>
-      </w:r>
-      <w:proofErr w:type="spellEnd"/>
-      <w:r>
-        <w:rPr>
-          <w:rFonts w:ascii="Consolas" w:eastAsia="Consolas" w:hAnsi="Consolas" w:cs="Consolas"/>
-          <w:sz w:val="17"/>
-          <w:szCs w:val="17"/>
-        </w:rPr>
-        <w:t xml:space="preserve">      # UCI dataset id 45 -&gt; data/heart_raw.csv</w:t>
+        <w:t xml:space="preserve">python -m src.download_data      # UCI dataset id 45 -&gt; data/heart_raw.csv</w:t>
       </w:r>
     </w:p>
     <w:p>
@@ -1991,79 +1740,7 @@
           <w:sz w:val="17"/>
           <w:szCs w:val="17"/>
         </w:rPr>
-        <w:t xml:space="preserve">python -c "from </w:t>
-      </w:r>
-      <w:proofErr w:type="spellStart"/>
-      <w:r>
-        <w:rPr>
-          <w:rFonts w:ascii="Consolas" w:eastAsia="Consolas" w:hAnsi="Consolas" w:cs="Consolas"/>
-          <w:sz w:val="17"/>
-          <w:szCs w:val="17"/>
-        </w:rPr>
-        <w:t>src.data</w:t>
-      </w:r>
-      <w:proofErr w:type="spellEnd"/>
-      <w:r>
-        <w:rPr>
-          <w:rFonts w:ascii="Consolas" w:eastAsia="Consolas" w:hAnsi="Consolas" w:cs="Consolas"/>
-          <w:sz w:val="17"/>
-          <w:szCs w:val="17"/>
-        </w:rPr>
-        <w:t xml:space="preserve"> import </w:t>
-      </w:r>
-      <w:proofErr w:type="spellStart"/>
-      <w:r>
-        <w:rPr>
-          <w:rFonts w:ascii="Consolas" w:eastAsia="Consolas" w:hAnsi="Consolas" w:cs="Consolas"/>
-          <w:sz w:val="17"/>
-          <w:szCs w:val="17"/>
-        </w:rPr>
-        <w:t>load_clean</w:t>
-      </w:r>
-      <w:proofErr w:type="spellEnd"/>
-      <w:r>
-        <w:rPr>
-          <w:rFonts w:ascii="Consolas" w:eastAsia="Consolas" w:hAnsi="Consolas" w:cs="Consolas"/>
-          <w:sz w:val="17"/>
-          <w:szCs w:val="17"/>
-        </w:rPr>
-        <w:t xml:space="preserve">; </w:t>
-      </w:r>
-      <w:proofErr w:type="spellStart"/>
-      <w:r>
-        <w:rPr>
-          <w:rFonts w:ascii="Consolas" w:eastAsia="Consolas" w:hAnsi="Consolas" w:cs="Consolas"/>
-          <w:sz w:val="17"/>
-          <w:szCs w:val="17"/>
-        </w:rPr>
-        <w:t>load_clean</w:t>
-      </w:r>
-      <w:proofErr w:type="spellEnd"/>
-      <w:r>
-        <w:rPr>
-          <w:rFonts w:ascii="Consolas" w:eastAsia="Consolas" w:hAnsi="Consolas" w:cs="Consolas"/>
-          <w:sz w:val="17"/>
-          <w:szCs w:val="17"/>
-        </w:rPr>
-        <w:t>().</w:t>
-      </w:r>
-      <w:proofErr w:type="spellStart"/>
-      <w:r>
-        <w:rPr>
-          <w:rFonts w:ascii="Consolas" w:eastAsia="Consolas" w:hAnsi="Consolas" w:cs="Consolas"/>
-          <w:sz w:val="17"/>
-          <w:szCs w:val="17"/>
-        </w:rPr>
-        <w:t>to_csv</w:t>
-      </w:r>
-      <w:proofErr w:type="spellEnd"/>
-      <w:r>
-        <w:rPr>
-          <w:rFonts w:ascii="Consolas" w:eastAsia="Consolas" w:hAnsi="Consolas" w:cs="Consolas"/>
-          <w:sz w:val="17"/>
-          <w:szCs w:val="17"/>
-        </w:rPr>
-        <w:t>('data/heart_clean.csv', index=False)"</w:t>
+        <w:t xml:space="preserve">python -c "from src.data import load_clean; load_clean().to_csv('data/heart_clean.csv', index=False)"</w:t>
       </w:r>
     </w:p>
     <w:p>
@@ -2073,23 +1750,13 @@
         <w:shd w:val="clear" w:color="auto" w:fill="F3F4F6"/>
         <w:ind w:left="120" w:right="120"/>
       </w:pPr>
-      <w:proofErr w:type="spellStart"/>
       <w:r>
         <w:rPr>
           <w:rFonts w:ascii="Consolas" w:eastAsia="Consolas" w:hAnsi="Consolas" w:cs="Consolas"/>
           <w:sz w:val="17"/>
           <w:szCs w:val="17"/>
         </w:rPr>
-        <w:t>pytest</w:t>
-      </w:r>
-      <w:proofErr w:type="spellEnd"/>
-      <w:r>
-        <w:rPr>
-          <w:rFonts w:ascii="Consolas" w:eastAsia="Consolas" w:hAnsi="Consolas" w:cs="Consolas"/>
-          <w:sz w:val="17"/>
-          <w:szCs w:val="17"/>
-        </w:rPr>
-        <w:t xml:space="preserve"> -v                        # 22 tests, with coverage</w:t>
+        <w:t xml:space="preserve">pytest -v                        # 22 tests, with coverage</w:t>
       </w:r>
     </w:p>
     <w:p>
@@ -2105,25 +1772,7 @@
           <w:sz w:val="17"/>
           <w:szCs w:val="17"/>
         </w:rPr>
-        <w:t xml:space="preserve">flake8 </w:t>
-      </w:r>
-      <w:proofErr w:type="spellStart"/>
-      <w:r>
-        <w:rPr>
-          <w:rFonts w:ascii="Consolas" w:eastAsia="Consolas" w:hAnsi="Consolas" w:cs="Consolas"/>
-          <w:sz w:val="17"/>
-          <w:szCs w:val="17"/>
-        </w:rPr>
-        <w:t>src</w:t>
-      </w:r>
-      <w:proofErr w:type="spellEnd"/>
-      <w:r>
-        <w:rPr>
-          <w:rFonts w:ascii="Consolas" w:eastAsia="Consolas" w:hAnsi="Consolas" w:cs="Consolas"/>
-          <w:sz w:val="17"/>
-          <w:szCs w:val="17"/>
-        </w:rPr>
-        <w:t xml:space="preserve"> tests                 # style check</w:t>
+        <w:t xml:space="preserve">flake8 src tests                 # style check</w:t>
       </w:r>
     </w:p>
     <w:p>
@@ -2139,43 +1788,7 @@
           <w:sz w:val="17"/>
           <w:szCs w:val="17"/>
         </w:rPr>
-        <w:t xml:space="preserve">python -m </w:t>
-      </w:r>
-      <w:proofErr w:type="spellStart"/>
-      <w:r>
-        <w:rPr>
-          <w:rFonts w:ascii="Consolas" w:eastAsia="Consolas" w:hAnsi="Consolas" w:cs="Consolas"/>
-          <w:sz w:val="17"/>
-          <w:szCs w:val="17"/>
-        </w:rPr>
-        <w:t>src.train</w:t>
-      </w:r>
-      <w:proofErr w:type="spellEnd"/>
-      <w:r>
-        <w:rPr>
-          <w:rFonts w:ascii="Consolas" w:eastAsia="Consolas" w:hAnsi="Consolas" w:cs="Consolas"/>
-          <w:sz w:val="17"/>
-          <w:szCs w:val="17"/>
-        </w:rPr>
-        <w:t xml:space="preserve">              # trains both models, logs to </w:t>
-      </w:r>
-      <w:proofErr w:type="spellStart"/>
-      <w:r>
-        <w:rPr>
-          <w:rFonts w:ascii="Consolas" w:eastAsia="Consolas" w:hAnsi="Consolas" w:cs="Consolas"/>
-          <w:sz w:val="17"/>
-          <w:szCs w:val="17"/>
-        </w:rPr>
-        <w:t>MLflow</w:t>
-      </w:r>
-      <w:proofErr w:type="spellEnd"/>
-      <w:r>
-        <w:rPr>
-          <w:rFonts w:ascii="Consolas" w:eastAsia="Consolas" w:hAnsi="Consolas" w:cs="Consolas"/>
-          <w:sz w:val="17"/>
-          <w:szCs w:val="17"/>
-        </w:rPr>
-        <w:t>, writes models/</w:t>
+        <w:t xml:space="preserve">python -m src.train              # trains both models, logs to MLflow, writes models/</w:t>
       </w:r>
     </w:p>
     <w:p>
@@ -2185,59 +1798,13 @@
         <w:shd w:val="clear" w:color="auto" w:fill="F3F4F6"/>
         <w:ind w:left="120" w:right="120"/>
       </w:pPr>
-      <w:proofErr w:type="spellStart"/>
       <w:r>
         <w:rPr>
           <w:rFonts w:ascii="Consolas" w:eastAsia="Consolas" w:hAnsi="Consolas" w:cs="Consolas"/>
           <w:sz w:val="17"/>
           <w:szCs w:val="17"/>
         </w:rPr>
-        <w:t>mlflow</w:t>
-      </w:r>
-      <w:proofErr w:type="spellEnd"/>
-      <w:r>
-        <w:rPr>
-          <w:rFonts w:ascii="Consolas" w:eastAsia="Consolas" w:hAnsi="Consolas" w:cs="Consolas"/>
-          <w:sz w:val="17"/>
-          <w:szCs w:val="17"/>
-        </w:rPr>
-        <w:t xml:space="preserve"> </w:t>
-      </w:r>
-      <w:proofErr w:type="spellStart"/>
-      <w:r>
-        <w:rPr>
-          <w:rFonts w:ascii="Consolas" w:eastAsia="Consolas" w:hAnsi="Consolas" w:cs="Consolas"/>
-          <w:sz w:val="17"/>
-          <w:szCs w:val="17"/>
-        </w:rPr>
-        <w:t>ui</w:t>
-      </w:r>
-      <w:proofErr w:type="spellEnd"/>
-      <w:r>
-        <w:rPr>
-          <w:rFonts w:ascii="Consolas" w:eastAsia="Consolas" w:hAnsi="Consolas" w:cs="Consolas"/>
-          <w:sz w:val="17"/>
-          <w:szCs w:val="17"/>
-        </w:rPr>
-        <w:t xml:space="preserve"> --backend-store-</w:t>
-      </w:r>
-      <w:proofErr w:type="spellStart"/>
-      <w:r>
-        <w:rPr>
-          <w:rFonts w:ascii="Consolas" w:eastAsia="Consolas" w:hAnsi="Consolas" w:cs="Consolas"/>
-          <w:sz w:val="17"/>
-          <w:szCs w:val="17"/>
-        </w:rPr>
-        <w:t>uri</w:t>
-      </w:r>
-      <w:proofErr w:type="spellEnd"/>
-      <w:r>
-        <w:rPr>
-          <w:rFonts w:ascii="Consolas" w:eastAsia="Consolas" w:hAnsi="Consolas" w:cs="Consolas"/>
-          <w:sz w:val="17"/>
-          <w:szCs w:val="17"/>
-        </w:rPr>
-        <w:t xml:space="preserve"> sqlite:///mlflow.db</w:t>
+        <w:t xml:space="preserve">mlflow ui --backend-store-uri sqlite:///mlflow.db</w:t>
       </w:r>
     </w:p>
     <w:p>
@@ -2263,41 +1830,13 @@
         <w:shd w:val="clear" w:color="auto" w:fill="F3F4F6"/>
         <w:ind w:left="120" w:right="120"/>
       </w:pPr>
-      <w:proofErr w:type="spellStart"/>
       <w:r>
         <w:rPr>
           <w:rFonts w:ascii="Consolas" w:eastAsia="Consolas" w:hAnsi="Consolas" w:cs="Consolas"/>
           <w:sz w:val="17"/>
           <w:szCs w:val="17"/>
         </w:rPr>
-        <w:t>uvicorn</w:t>
-      </w:r>
-      <w:proofErr w:type="spellEnd"/>
-      <w:r>
-        <w:rPr>
-          <w:rFonts w:ascii="Consolas" w:eastAsia="Consolas" w:hAnsi="Consolas" w:cs="Consolas"/>
-          <w:sz w:val="17"/>
-          <w:szCs w:val="17"/>
-        </w:rPr>
-        <w:t xml:space="preserve"> </w:t>
-      </w:r>
-      <w:proofErr w:type="spellStart"/>
-      <w:r>
-        <w:rPr>
-          <w:rFonts w:ascii="Consolas" w:eastAsia="Consolas" w:hAnsi="Consolas" w:cs="Consolas"/>
-          <w:sz w:val="17"/>
-          <w:szCs w:val="17"/>
-        </w:rPr>
-        <w:t>src.app:app</w:t>
-      </w:r>
-      <w:proofErr w:type="spellEnd"/>
-      <w:r>
-        <w:rPr>
-          <w:rFonts w:ascii="Consolas" w:eastAsia="Consolas" w:hAnsi="Consolas" w:cs="Consolas"/>
-          <w:sz w:val="17"/>
-          <w:szCs w:val="17"/>
-        </w:rPr>
-        <w:t xml:space="preserve"> --port 8000                       # run the API locally</w:t>
+        <w:t xml:space="preserve">uvicorn src.app:app --port 8000                       # run the API locally</w:t>
       </w:r>
     </w:p>
     <w:p>
@@ -2313,43 +1852,7 @@
           <w:sz w:val="17"/>
           <w:szCs w:val="17"/>
         </w:rPr>
-        <w:t xml:space="preserve">docker build -f </w:t>
-      </w:r>
-      <w:proofErr w:type="spellStart"/>
-      <w:r>
-        <w:rPr>
-          <w:rFonts w:ascii="Consolas" w:eastAsia="Consolas" w:hAnsi="Consolas" w:cs="Consolas"/>
-          <w:sz w:val="17"/>
-          <w:szCs w:val="17"/>
-        </w:rPr>
-        <w:t>dockerfiles</w:t>
-      </w:r>
-      <w:proofErr w:type="spellEnd"/>
-      <w:r>
-        <w:rPr>
-          <w:rFonts w:ascii="Consolas" w:eastAsia="Consolas" w:hAnsi="Consolas" w:cs="Consolas"/>
-          <w:sz w:val="17"/>
-          <w:szCs w:val="17"/>
-        </w:rPr>
-        <w:t>/</w:t>
-      </w:r>
-      <w:proofErr w:type="spellStart"/>
-      <w:r>
-        <w:rPr>
-          <w:rFonts w:ascii="Consolas" w:eastAsia="Consolas" w:hAnsi="Consolas" w:cs="Consolas"/>
-          <w:sz w:val="17"/>
-          <w:szCs w:val="17"/>
-        </w:rPr>
-        <w:t>Dockerfile</w:t>
-      </w:r>
-      <w:proofErr w:type="spellEnd"/>
-      <w:r>
-        <w:rPr>
-          <w:rFonts w:ascii="Consolas" w:eastAsia="Consolas" w:hAnsi="Consolas" w:cs="Consolas"/>
-          <w:sz w:val="17"/>
-          <w:szCs w:val="17"/>
-        </w:rPr>
-        <w:t xml:space="preserve"> -t heart-api:1.0 .</w:t>
+        <w:t xml:space="preserve">docker build -f dockerfiles/Dockerfile -t heart-api:1.0 .</w:t>
       </w:r>
     </w:p>
     <w:p>
@@ -2391,7 +1894,6 @@
       <w:r>
         <w:t xml:space="preserve"> The data comes from the UCI Machine Learning Repository (Heart Disease, id 45) and is downloaded by a script rather than committed by hand, so the step is repeatable. The original target </w:t>
       </w:r>
-      <w:proofErr w:type="spellStart"/>
       <w:r>
         <w:rPr>
           <w:rFonts w:ascii="Consolas" w:eastAsia="Consolas" w:hAnsi="Consolas" w:cs="Consolas"/>
@@ -2400,17 +1902,8 @@
         </w:rPr>
         <w:t>num</w:t>
       </w:r>
-      <w:proofErr w:type="spellEnd"/>
-      <w:r>
-        <w:t xml:space="preserve"> takes values 0 to 4; it is </w:t>
-      </w:r>
-      <w:proofErr w:type="spellStart"/>
-      <w:r>
-        <w:t>binarised</w:t>
-      </w:r>
-      <w:proofErr w:type="spellEnd"/>
-      <w:r>
-        <w:t xml:space="preserve"> to 0 (no disease) and 1 (disease present, values 1 to 4). Duplicates are dropped. The cleaned file has 303 patients, 13 predictors (5 numeric, 8 categorical) and a binary target. Only </w:t>
+      <w:r>
+        <w:t xml:space="preserve"> takes values 0 to 4; it is binarised to 0 (no disease) and 1 (disease present, values 1 to 4). Duplicates are dropped. The cleaned file has 303 patients, 13 predictors (5 numeric, 8 categorical) and a binary target. Only </w:t>
       </w:r>
       <w:r>
         <w:rPr>
@@ -2423,7 +1916,6 @@
       <w:r>
         <w:t xml:space="preserve"> (4 rows) and </w:t>
       </w:r>
-      <w:proofErr w:type="spellStart"/>
       <w:r>
         <w:rPr>
           <w:rFonts w:ascii="Consolas" w:eastAsia="Consolas" w:hAnsi="Consolas" w:cs="Consolas"/>
@@ -2432,7 +1924,6 @@
         </w:rPr>
         <w:t>thal</w:t>
       </w:r>
-      <w:proofErr w:type="spellEnd"/>
       <w:r>
         <w:t xml:space="preserve"> (2 rows) have missing values; they are deliberately left in the CSV and imputed inside the model pipeline so that no statistic is learned from validation data.</w:t>
       </w:r>
@@ -2490,7 +1981,6 @@
       <w:r>
         <w:t xml:space="preserve"> </w:t>
       </w:r>
-      <w:proofErr w:type="spellStart"/>
       <w:r>
         <w:rPr>
           <w:rFonts w:ascii="Consolas" w:eastAsia="Consolas" w:hAnsi="Consolas" w:cs="Consolas"/>
@@ -2499,7 +1989,6 @@
         </w:rPr>
         <w:t>thal</w:t>
       </w:r>
-      <w:proofErr w:type="spellEnd"/>
       <w:r>
         <w:t xml:space="preserve"> (r = 0.53), </w:t>
       </w:r>
@@ -2514,7 +2003,6 @@
       <w:r>
         <w:t xml:space="preserve"> (0.46), </w:t>
       </w:r>
-      <w:proofErr w:type="spellStart"/>
       <w:r>
         <w:rPr>
           <w:rFonts w:ascii="Consolas" w:eastAsia="Consolas" w:hAnsi="Consolas" w:cs="Consolas"/>
@@ -2523,11 +2011,9 @@
         </w:rPr>
         <w:t>exang</w:t>
       </w:r>
-      <w:proofErr w:type="spellEnd"/>
       <w:r>
         <w:t xml:space="preserve"> (0.43), </w:t>
       </w:r>
-      <w:proofErr w:type="spellStart"/>
       <w:r>
         <w:rPr>
           <w:rFonts w:ascii="Consolas" w:eastAsia="Consolas" w:hAnsi="Consolas" w:cs="Consolas"/>
@@ -2536,11 +2022,9 @@
         </w:rPr>
         <w:t>oldpeak</w:t>
       </w:r>
-      <w:proofErr w:type="spellEnd"/>
       <w:r>
         <w:t xml:space="preserve"> (0.42), </w:t>
       </w:r>
-      <w:proofErr w:type="spellStart"/>
       <w:r>
         <w:rPr>
           <w:rFonts w:ascii="Consolas" w:eastAsia="Consolas" w:hAnsi="Consolas" w:cs="Consolas"/>
@@ -2549,7 +2033,6 @@
         </w:rPr>
         <w:t>thalach</w:t>
       </w:r>
-      <w:proofErr w:type="spellEnd"/>
       <w:r>
         <w:t xml:space="preserve"> (-0.42) and </w:t>
       </w:r>
@@ -2564,7 +2047,6 @@
       <w:r>
         <w:t xml:space="preserve"> (0.41) correlate most with the target. Patients with disease have a lower mean maximum heart rate (139 vs 158) and a higher ST depression (</w:t>
       </w:r>
-      <w:proofErr w:type="spellStart"/>
       <w:r>
         <w:rPr>
           <w:rFonts w:ascii="Consolas" w:eastAsia="Consolas" w:hAnsi="Consolas" w:cs="Consolas"/>
@@ -2573,7 +2055,6 @@
         </w:rPr>
         <w:t>oldpeak</w:t>
       </w:r>
-      <w:proofErr w:type="spellEnd"/>
       <w:r>
         <w:t xml:space="preserve"> 1.6 vs 0.6).</w:t>
       </w:r>
@@ -2628,7 +2109,6 @@
       <w:r>
         <w:t xml:space="preserve"> </w:t>
       </w:r>
-      <w:proofErr w:type="spellStart"/>
       <w:r>
         <w:rPr>
           <w:rFonts w:ascii="Consolas" w:eastAsia="Consolas" w:hAnsi="Consolas" w:cs="Consolas"/>
@@ -2637,11 +2117,9 @@
         </w:rPr>
         <w:t>fbs</w:t>
       </w:r>
-      <w:proofErr w:type="spellEnd"/>
       <w:r>
         <w:t xml:space="preserve"> (0.03) and </w:t>
       </w:r>
-      <w:proofErr w:type="spellStart"/>
       <w:r>
         <w:rPr>
           <w:rFonts w:ascii="Consolas" w:eastAsia="Consolas" w:hAnsi="Consolas" w:cs="Consolas"/>
@@ -2650,7 +2128,6 @@
         </w:rPr>
         <w:t>chol</w:t>
       </w:r>
-      <w:proofErr w:type="spellEnd"/>
       <w:r>
         <w:t xml:space="preserve"> (0.09) carry little linear signal. Cholesterol has four values above 400 mg/dl (maximum 564); they were kept, since standard scaling and a regularised model tolerate them and removing 1% of a small dataset would cost more than it gains.</w:t>
       </w:r>
@@ -3003,7 +2480,6 @@
       <w:r>
         <w:t xml:space="preserve"> A </w:t>
       </w:r>
-      <w:proofErr w:type="spellStart"/>
       <w:r>
         <w:rPr>
           <w:rFonts w:ascii="Consolas" w:eastAsia="Consolas" w:hAnsi="Consolas" w:cs="Consolas"/>
@@ -3012,30 +2488,45 @@
         </w:rPr>
         <w:t>ColumnTransformer</w:t>
       </w:r>
-      <w:proofErr w:type="spellEnd"/>
       <w:r>
         <w:t xml:space="preserve"> handles the two column types: numeric columns get median imputation followed by standard scaling; categorical columns get most-frequent imputation followed by one-hot encoding with </w:t>
       </w:r>
-      <w:proofErr w:type="spellStart"/>
       <w:r>
         <w:rPr>
           <w:rFonts w:ascii="Consolas" w:eastAsia="Consolas" w:hAnsi="Consolas" w:cs="Consolas"/>
           <w:sz w:val="18"/>
           <w:szCs w:val="18"/>
         </w:rPr>
-        <w:t>handle_unknown</w:t>
-      </w:r>
-      <w:proofErr w:type="spellEnd"/>
+        <w:t>handle_unknown="ignore"</w:t>
+      </w:r>
+      <w:r>
+        <w:t xml:space="preserve">, so an unseen category at inference cannot crash the API. The transformer and the estimator are fitted as one scikit-learn </w:t>
+      </w:r>
       <w:r>
         <w:rPr>
           <w:rFonts w:ascii="Consolas" w:eastAsia="Consolas" w:hAnsi="Consolas" w:cs="Consolas"/>
           <w:sz w:val="18"/>
           <w:szCs w:val="18"/>
         </w:rPr>
-        <w:t>="ignore"</w:t>
-      </w:r>
-      <w:r>
-        <w:t xml:space="preserve">, so an unseen category at inference cannot crash the API. The transformer and the estimator are fitted as one scikit-learn </w:t>
+        <w:t>Pipeline</w:t>
+      </w:r>
+      <w:r>
+        <w:t>, which means training, cross-validation and serving all apply exactly the same transformations.</w:t>
+      </w:r>
+    </w:p>
+    <w:p>
+      <w:pPr>
+        <w:spacing w:after="110" w:line="270" w:lineRule="auto"/>
+      </w:pPr>
+      <w:r>
+        <w:rPr>
+          <w:b/>
+          <w:bCs/>
+        </w:rPr>
+        <w:t>Training protocol.</w:t>
+      </w:r>
+      <w:r>
+        <w:t xml:space="preserve"> The data is split 80/20 with stratification (242 training and 61 test patients, seed 42). Each model is tuned with </w:t>
       </w:r>
       <w:r>
         <w:rPr>
@@ -3043,36 +2534,8 @@
           <w:sz w:val="18"/>
           <w:szCs w:val="18"/>
         </w:rPr>
-        <w:t>Pipeline</w:t>
-      </w:r>
-      <w:r>
-        <w:t>, which means training, cross-validation and serving all apply exactly the same transformations.</w:t>
-      </w:r>
-    </w:p>
-    <w:p>
-      <w:pPr>
-        <w:spacing w:after="110" w:line="270" w:lineRule="auto"/>
-      </w:pPr>
-      <w:r>
-        <w:rPr>
-          <w:b/>
-          <w:bCs/>
-        </w:rPr>
-        <w:t>Training protocol.</w:t>
-      </w:r>
-      <w:r>
-        <w:t xml:space="preserve"> The data is split 80/20 with stratification (242 training and 61 test patients, seed 42). Each model is tuned with </w:t>
-      </w:r>
-      <w:proofErr w:type="spellStart"/>
-      <w:r>
-        <w:rPr>
-          <w:rFonts w:ascii="Consolas" w:eastAsia="Consolas" w:hAnsi="Consolas" w:cs="Consolas"/>
-          <w:sz w:val="18"/>
-          <w:szCs w:val="18"/>
-        </w:rPr>
         <w:t>GridSearchCV</w:t>
       </w:r>
-      <w:proofErr w:type="spellEnd"/>
       <w:r>
         <w:t xml:space="preserve"> using 5-fold stratified cross-validation on the training split, refitting on the best ROC-AUC. The test split is touched only once, for the final report.</w:t>
       </w:r>
@@ -3370,53 +2833,12 @@
             <w:pPr>
               <w:keepLines/>
             </w:pPr>
-            <w:proofErr w:type="spellStart"/>
-            <w:r>
-              <w:rPr>
-                <w:sz w:val="18"/>
-                <w:szCs w:val="18"/>
-              </w:rPr>
-              <w:t>n_estimators</w:t>
-            </w:r>
-            <w:proofErr w:type="spellEnd"/>
-            <w:r>
-              <w:rPr>
-                <w:sz w:val="18"/>
-                <w:szCs w:val="18"/>
-              </w:rPr>
-              <w:t xml:space="preserve"> {100, 300} x </w:t>
-            </w:r>
-            <w:proofErr w:type="spellStart"/>
-            <w:r>
-              <w:rPr>
-                <w:sz w:val="18"/>
-                <w:szCs w:val="18"/>
-              </w:rPr>
-              <w:t>max_depth</w:t>
-            </w:r>
-            <w:proofErr w:type="spellEnd"/>
-            <w:r>
-              <w:rPr>
-                <w:sz w:val="18"/>
-                <w:szCs w:val="18"/>
-              </w:rPr>
-              <w:t xml:space="preserve"> {None, 5, 10} x </w:t>
-            </w:r>
-            <w:proofErr w:type="spellStart"/>
-            <w:r>
-              <w:rPr>
-                <w:sz w:val="18"/>
-                <w:szCs w:val="18"/>
-              </w:rPr>
-              <w:t>min_samples_leaf</w:t>
-            </w:r>
-            <w:proofErr w:type="spellEnd"/>
-            <w:r>
-              <w:rPr>
-                <w:sz w:val="18"/>
-                <w:szCs w:val="18"/>
-              </w:rPr>
-              <w:t xml:space="preserve"> {1, 3} (12 candidates)</w:t>
+            <w:r>
+              <w:rPr>
+                <w:sz w:val="18"/>
+                <w:szCs w:val="18"/>
+              </w:rPr>
+              <w:t xml:space="preserve">n_estimators {100, 300} x max_depth {None, 5, 10} x min_samples_leaf {1, 3} (12 candidates)</w:t>
             </w:r>
           </w:p>
         </w:tc>
@@ -3440,53 +2862,12 @@
             <w:pPr>
               <w:keepLines/>
             </w:pPr>
-            <w:proofErr w:type="spellStart"/>
-            <w:r>
-              <w:rPr>
-                <w:sz w:val="18"/>
-                <w:szCs w:val="18"/>
-              </w:rPr>
-              <w:t>n_estimators</w:t>
-            </w:r>
-            <w:proofErr w:type="spellEnd"/>
-            <w:r>
-              <w:rPr>
-                <w:sz w:val="18"/>
-                <w:szCs w:val="18"/>
-              </w:rPr>
-              <w:t xml:space="preserve"> = 100, </w:t>
-            </w:r>
-            <w:proofErr w:type="spellStart"/>
-            <w:r>
-              <w:rPr>
-                <w:sz w:val="18"/>
-                <w:szCs w:val="18"/>
-              </w:rPr>
-              <w:t>max_depth</w:t>
-            </w:r>
-            <w:proofErr w:type="spellEnd"/>
-            <w:r>
-              <w:rPr>
-                <w:sz w:val="18"/>
-                <w:szCs w:val="18"/>
-              </w:rPr>
-              <w:t xml:space="preserve"> = 5, </w:t>
-            </w:r>
-            <w:proofErr w:type="spellStart"/>
-            <w:r>
-              <w:rPr>
-                <w:sz w:val="18"/>
-                <w:szCs w:val="18"/>
-              </w:rPr>
-              <w:t>min_samples_leaf</w:t>
-            </w:r>
-            <w:proofErr w:type="spellEnd"/>
-            <w:r>
-              <w:rPr>
-                <w:sz w:val="18"/>
-                <w:szCs w:val="18"/>
-              </w:rPr>
-              <w:t xml:space="preserve"> = 3</w:t>
+            <w:r>
+              <w:rPr>
+                <w:sz w:val="18"/>
+                <w:szCs w:val="18"/>
+              </w:rPr>
+              <w:t xml:space="preserve">n_estimators = 100, max_depth = 5, min_samples_leaf = 3</w:t>
             </w:r>
           </w:p>
         </w:tc>
@@ -4542,15 +3923,7 @@
         <w:spacing w:before="60" w:after="120"/>
       </w:pPr>
       <w:r>
-        <w:t xml:space="preserve">All values are those logged in </w:t>
-      </w:r>
-      <w:proofErr w:type="spellStart"/>
-      <w:r>
-        <w:t>MLflow</w:t>
-      </w:r>
-      <w:proofErr w:type="spellEnd"/>
-      <w:r>
-        <w:t xml:space="preserve"> (experiment </w:t>
+        <w:t xml:space="preserve">All values are those logged in MLflow (experiment </w:t>
       </w:r>
       <w:r>
         <w:rPr>
@@ -4990,15 +4363,7 @@
         <w:spacing w:after="110" w:line="270" w:lineRule="auto"/>
       </w:pPr>
       <w:r>
-        <w:t xml:space="preserve">Every training run is logged to </w:t>
-      </w:r>
-      <w:proofErr w:type="spellStart"/>
-      <w:r>
-        <w:t>MLflow</w:t>
-      </w:r>
-      <w:proofErr w:type="spellEnd"/>
-      <w:r>
-        <w:t xml:space="preserve"> (</w:t>
+        <w:t xml:space="preserve">Every training run is logged to MLflow (</w:t>
       </w:r>
       <w:r>
         <w:rPr>
@@ -5254,127 +4619,13 @@
               <w:keepNext/>
               <w:keepLines/>
             </w:pPr>
-            <w:proofErr w:type="spellStart"/>
-            <w:r>
-              <w:rPr>
-                <w:sz w:val="18"/>
-                <w:szCs w:val="18"/>
-              </w:rPr>
-              <w:t>cv_accuracy</w:t>
-            </w:r>
-            <w:proofErr w:type="spellEnd"/>
-            <w:r>
-              <w:rPr>
-                <w:sz w:val="18"/>
-                <w:szCs w:val="18"/>
-              </w:rPr>
-              <w:t xml:space="preserve">, </w:t>
-            </w:r>
-            <w:proofErr w:type="spellStart"/>
-            <w:r>
-              <w:rPr>
-                <w:sz w:val="18"/>
-                <w:szCs w:val="18"/>
-              </w:rPr>
-              <w:t>cv_precision</w:t>
-            </w:r>
-            <w:proofErr w:type="spellEnd"/>
-            <w:r>
-              <w:rPr>
-                <w:sz w:val="18"/>
-                <w:szCs w:val="18"/>
-              </w:rPr>
-              <w:t xml:space="preserve">, </w:t>
-            </w:r>
-            <w:proofErr w:type="spellStart"/>
-            <w:r>
-              <w:rPr>
-                <w:sz w:val="18"/>
-                <w:szCs w:val="18"/>
-              </w:rPr>
-              <w:t>cv_recall</w:t>
-            </w:r>
-            <w:proofErr w:type="spellEnd"/>
-            <w:r>
-              <w:rPr>
-                <w:sz w:val="18"/>
-                <w:szCs w:val="18"/>
-              </w:rPr>
-              <w:t xml:space="preserve">, </w:t>
-            </w:r>
-            <w:proofErr w:type="spellStart"/>
-            <w:r>
-              <w:rPr>
-                <w:sz w:val="18"/>
-                <w:szCs w:val="18"/>
-              </w:rPr>
-              <w:t>cv_roc_auc</w:t>
-            </w:r>
-            <w:proofErr w:type="spellEnd"/>
-            <w:r>
-              <w:rPr>
-                <w:sz w:val="18"/>
-                <w:szCs w:val="18"/>
-              </w:rPr>
-              <w:t xml:space="preserve"> and </w:t>
-            </w:r>
-            <w:proofErr w:type="spellStart"/>
-            <w:r>
-              <w:rPr>
-                <w:sz w:val="18"/>
-                <w:szCs w:val="18"/>
-              </w:rPr>
-              <w:t>test_accuracy</w:t>
-            </w:r>
-            <w:proofErr w:type="spellEnd"/>
-            <w:r>
-              <w:rPr>
-                <w:sz w:val="18"/>
-                <w:szCs w:val="18"/>
-              </w:rPr>
-              <w:t xml:space="preserve">, </w:t>
-            </w:r>
-            <w:proofErr w:type="spellStart"/>
-            <w:r>
-              <w:rPr>
-                <w:sz w:val="18"/>
-                <w:szCs w:val="18"/>
-              </w:rPr>
-              <w:t>test_precision</w:t>
-            </w:r>
-            <w:proofErr w:type="spellEnd"/>
-            <w:r>
-              <w:rPr>
-                <w:sz w:val="18"/>
-                <w:szCs w:val="18"/>
-              </w:rPr>
-              <w:t xml:space="preserve">, </w:t>
-            </w:r>
-            <w:proofErr w:type="spellStart"/>
-            <w:r>
-              <w:rPr>
-                <w:sz w:val="18"/>
-                <w:szCs w:val="18"/>
-              </w:rPr>
-              <w:t>test_recall</w:t>
-            </w:r>
-            <w:proofErr w:type="spellEnd"/>
-            <w:r>
-              <w:rPr>
-                <w:sz w:val="18"/>
-                <w:szCs w:val="18"/>
-              </w:rPr>
-              <w:t xml:space="preserve">, test_f1, </w:t>
-            </w:r>
-            <w:proofErr w:type="spellStart"/>
-            <w:r>
-              <w:rPr>
-                <w:sz w:val="18"/>
-                <w:szCs w:val="18"/>
-              </w:rPr>
-              <w:t>test_roc_auc</w:t>
-            </w:r>
-            <w:proofErr w:type="spellEnd"/>
+            <w:r>
+              <w:rPr>
+                <w:sz w:val="18"/>
+                <w:szCs w:val="18"/>
+              </w:rPr>
+              <w:t xml:space="preserve">cv_accuracy, cv_precision, cv_recall, cv_roc_auc and test_accuracy, test_precision, test_recall, test_f1, test_roc_auc</w:t>
+            </w:r>
           </w:p>
         </w:tc>
       </w:tr>
@@ -5513,33 +4764,8 @@
                 <w:sz w:val="18"/>
                 <w:szCs w:val="18"/>
               </w:rPr>
-              <w:t xml:space="preserve">the complete fitted pipeline as an </w:t>
-            </w:r>
-            <w:proofErr w:type="spellStart"/>
-            <w:r>
-              <w:rPr>
-                <w:sz w:val="18"/>
-                <w:szCs w:val="18"/>
-              </w:rPr>
-              <w:t>MLflow</w:t>
-            </w:r>
-            <w:proofErr w:type="spellEnd"/>
-            <w:r>
-              <w:rPr>
-                <w:sz w:val="18"/>
-                <w:szCs w:val="18"/>
-              </w:rPr>
-              <w:t xml:space="preserve"> logged model, serialised with </w:t>
-            </w:r>
-            <w:proofErr w:type="spellStart"/>
-            <w:r>
-              <w:rPr>
-                <w:sz w:val="18"/>
-                <w:szCs w:val="18"/>
-              </w:rPr>
-              <w:t>cloudpickle</w:t>
-            </w:r>
-            <w:proofErr w:type="spellEnd"/>
+              <w:t xml:space="preserve">the complete fitted pipeline as an MLflow logged model, serialised with cloudpickle</w:t>
+            </w:r>
           </w:p>
         </w:tc>
       </w:tr>
@@ -5613,29 +4839,7 @@
           <w:sz w:val="18"/>
           <w:szCs w:val="18"/>
         </w:rPr>
-        <w:t xml:space="preserve">Figure 9: </w:t>
-      </w:r>
-      <w:proofErr w:type="spellStart"/>
-      <w:r>
-        <w:rPr>
-          <w:i/>
-          <w:iCs/>
-          <w:color w:val="555555"/>
-          <w:sz w:val="18"/>
-          <w:szCs w:val="18"/>
-        </w:rPr>
-        <w:t>MLflow</w:t>
-      </w:r>
-      <w:proofErr w:type="spellEnd"/>
-      <w:r>
-        <w:rPr>
-          <w:i/>
-          <w:iCs/>
-          <w:color w:val="555555"/>
-          <w:sz w:val="18"/>
-          <w:szCs w:val="18"/>
-        </w:rPr>
-        <w:t xml:space="preserve"> experiment page with both runs and their cross-validation and test metrics</w:t>
+        <w:t xml:space="preserve">Figure 9: MLflow experiment page with both runs and their cross-validation and test metrics</w:t>
       </w:r>
     </w:p>
     <w:p>
@@ -5701,29 +4905,7 @@
           <w:sz w:val="18"/>
           <w:szCs w:val="18"/>
         </w:rPr>
-        <w:t xml:space="preserve">Figure 10: </w:t>
-      </w:r>
-      <w:proofErr w:type="spellStart"/>
-      <w:r>
-        <w:rPr>
-          <w:i/>
-          <w:iCs/>
-          <w:color w:val="555555"/>
-          <w:sz w:val="18"/>
-          <w:szCs w:val="18"/>
-        </w:rPr>
-        <w:t>MLflow</w:t>
-      </w:r>
-      <w:proofErr w:type="spellEnd"/>
-      <w:r>
-        <w:rPr>
-          <w:i/>
-          <w:iCs/>
-          <w:color w:val="555555"/>
-          <w:sz w:val="18"/>
-          <w:szCs w:val="18"/>
-        </w:rPr>
-        <w:t xml:space="preserve"> comparison of the two runs on the four test metrics (parallel coordinates)</w:t>
+        <w:t xml:space="preserve">Figure 10: MLflow comparison of the two runs on the four test metrics (parallel coordinates)</w:t>
       </w:r>
     </w:p>
     <w:p>
@@ -5789,29 +4971,7 @@
           <w:sz w:val="18"/>
           <w:szCs w:val="18"/>
         </w:rPr>
-        <w:t xml:space="preserve">Figure 11: artifacts stored with the </w:t>
-      </w:r>
-      <w:proofErr w:type="spellStart"/>
-      <w:r>
-        <w:rPr>
-          <w:i/>
-          <w:iCs/>
-          <w:color w:val="555555"/>
-          <w:sz w:val="18"/>
-          <w:szCs w:val="18"/>
-        </w:rPr>
-        <w:t>random_forest</w:t>
-      </w:r>
-      <w:proofErr w:type="spellEnd"/>
-      <w:r>
-        <w:rPr>
-          <w:i/>
-          <w:iCs/>
-          <w:color w:val="555555"/>
-          <w:sz w:val="18"/>
-          <w:szCs w:val="18"/>
-        </w:rPr>
-        <w:t xml:space="preserve"> run: data snapshot, plots and tuning results</w:t>
+        <w:t xml:space="preserve">Figure 11: artifacts stored with the random_forest run: data snapshot, plots and tuning results</w:t>
       </w:r>
     </w:p>
     <w:p>
@@ -5819,15 +4979,7 @@
         <w:spacing w:after="110" w:line="270" w:lineRule="auto"/>
       </w:pPr>
       <w:r>
-        <w:t xml:space="preserve">The CI pipeline also queries </w:t>
-      </w:r>
-      <w:proofErr w:type="spellStart"/>
-      <w:r>
-        <w:t>MLflow</w:t>
-      </w:r>
-      <w:proofErr w:type="spellEnd"/>
-      <w:r>
-        <w:t xml:space="preserve"> after training and writes a ranked </w:t>
+        <w:t xml:space="preserve">The CI pipeline also queries MLflow after training and writes a ranked </w:t>
       </w:r>
       <w:r>
         <w:rPr>
@@ -5876,39 +5028,19 @@
           <w:sz w:val="18"/>
           <w:szCs w:val="18"/>
         </w:rPr>
-        <w:t>models/</w:t>
-      </w:r>
-      <w:proofErr w:type="spellStart"/>
+        <w:t>models/model.joblib</w:t>
+      </w:r>
+      <w:r>
+        <w:t xml:space="preserve"> holds the whole fitted pipeline (imputers, scaler, encoder and classifier), so serving needs no separate preprocessing code. </w:t>
+      </w:r>
       <w:r>
         <w:rPr>
           <w:rFonts w:ascii="Consolas" w:eastAsia="Consolas" w:hAnsi="Consolas" w:cs="Consolas"/>
           <w:sz w:val="18"/>
           <w:szCs w:val="18"/>
         </w:rPr>
-        <w:t>model.joblib</w:t>
-      </w:r>
-      <w:proofErr w:type="spellEnd"/>
-      <w:r>
-        <w:t xml:space="preserve"> holds the whole fitted pipeline (imputers, scaler, encoder and classifier), so serving needs no separate preprocessing code. </w:t>
-      </w:r>
-      <w:r>
-        <w:rPr>
-          <w:rFonts w:ascii="Consolas" w:eastAsia="Consolas" w:hAnsi="Consolas" w:cs="Consolas"/>
-          <w:sz w:val="18"/>
-          <w:szCs w:val="18"/>
-        </w:rPr>
-        <w:t>models/</w:t>
-      </w:r>
-      <w:proofErr w:type="spellStart"/>
-      <w:r>
-        <w:rPr>
-          <w:rFonts w:ascii="Consolas" w:eastAsia="Consolas" w:hAnsi="Consolas" w:cs="Consolas"/>
-          <w:sz w:val="18"/>
-          <w:szCs w:val="18"/>
-        </w:rPr>
-        <w:t>metadata.json</w:t>
-      </w:r>
-      <w:proofErr w:type="spellEnd"/>
+        <w:t>models/metadata.json</w:t>
+      </w:r>
       <w:r>
         <w:t xml:space="preserve"> records the feature list, best parameters and test metrics next to it.</w:t>
       </w:r>
@@ -5974,7 +5106,6 @@
       <w:r>
         <w:t xml:space="preserve"> All randomness uses seed 42. The CI pipeline trains twice and fails if the two </w:t>
       </w:r>
-      <w:proofErr w:type="spellStart"/>
       <w:r>
         <w:rPr>
           <w:rFonts w:ascii="Consolas" w:eastAsia="Consolas" w:hAnsi="Consolas" w:cs="Consolas"/>
@@ -5983,7 +5114,6 @@
         </w:rPr>
         <w:t>metadata.json</w:t>
       </w:r>
-      <w:proofErr w:type="spellEnd"/>
       <w:r>
         <w:t xml:space="preserve"> files differ, and it re-creates the cleaned dataset from the UCI download and fails if it differs from the committed CSV.</w:t>
       </w:r>
@@ -6071,33 +5201,8 @@
         <w:t>Unit tests.</w:t>
       </w:r>
       <w:r>
-        <w:t xml:space="preserve"> Twenty-two </w:t>
-      </w:r>
-      <w:proofErr w:type="spellStart"/>
-      <w:r>
-        <w:t>pytest</w:t>
-      </w:r>
-      <w:proofErr w:type="spellEnd"/>
-      <w:r>
-        <w:t xml:space="preserve"> tests run on synthetic data, so they need neither </w:t>
-      </w:r>
-      <w:proofErr w:type="spellStart"/>
-      <w:r>
-        <w:t>MLflow</w:t>
-      </w:r>
-      <w:proofErr w:type="spellEnd"/>
-      <w:r>
-        <w:t xml:space="preserve"> nor the real model: 4 for data loading (target </w:t>
-      </w:r>
-      <w:proofErr w:type="spellStart"/>
-      <w:r>
-        <w:t>binarisation</w:t>
-      </w:r>
-      <w:proofErr w:type="spellEnd"/>
-      <w:r>
-        <w:t xml:space="preserve">, duplicate removal, schema), 3 for the preprocessor (no missing values, scaling, unseen categories), 4 for the model (valid probabilities, missing inputs at inference, save and load round trip, beats chance), 6 for the API (health, prediction and confidence, optional fields, range validation, missing fields, metrics endpoint) and 5 more for the download script and the training entry point. </w:t>
-      </w:r>
-      <w:proofErr w:type="spellStart"/>
+        <w:t xml:space="preserve"> Twenty-two pytest tests run on synthetic data, so they need neither MLflow nor the real model: 4 for data loading (target binarisation, duplicate removal, schema), 3 for the preprocessor (no missing values, scaling, unseen categories), 4 for the model (valid probabilities, missing inputs at inference, save and load round trip, beats chance), 6 for the API (health, prediction and confidence, optional fields, range validation, missing fields, metrics endpoint) and 5 more for the download script and the training entry point. </w:t>
+      </w:r>
       <w:r>
         <w:rPr>
           <w:rFonts w:ascii="Consolas" w:eastAsia="Consolas" w:hAnsi="Consolas" w:cs="Consolas"/>
@@ -6106,27 +5211,16 @@
         </w:rPr>
         <w:t>pytest-cov</w:t>
       </w:r>
-      <w:proofErr w:type="spellEnd"/>
       <w:r>
         <w:t xml:space="preserve"> reports 98% line coverage of </w:t>
       </w:r>
-      <w:proofErr w:type="spellStart"/>
       <w:r>
         <w:rPr>
           <w:rFonts w:ascii="Consolas" w:eastAsia="Consolas" w:hAnsi="Consolas" w:cs="Consolas"/>
           <w:sz w:val="18"/>
           <w:szCs w:val="18"/>
         </w:rPr>
-        <w:t>src</w:t>
-      </w:r>
-      <w:proofErr w:type="spellEnd"/>
-      <w:r>
-        <w:rPr>
-          <w:rFonts w:ascii="Consolas" w:eastAsia="Consolas" w:hAnsi="Consolas" w:cs="Consolas"/>
-          <w:sz w:val="18"/>
-          <w:szCs w:val="18"/>
-        </w:rPr>
-        <w:t>/</w:t>
+        <w:t>src/</w:t>
       </w:r>
       <w:r>
         <w:t xml:space="preserve"> (193 statements, 4 missed), and the coverage report is passed to SonarQube. Code style is checked with flake8.</w:t>
@@ -6195,29 +5289,7 @@
           <w:sz w:val="18"/>
           <w:szCs w:val="18"/>
         </w:rPr>
-        <w:t xml:space="preserve">Figure 12: </w:t>
-      </w:r>
-      <w:proofErr w:type="spellStart"/>
-      <w:r>
-        <w:rPr>
-          <w:i/>
-          <w:iCs/>
-          <w:color w:val="555555"/>
-          <w:sz w:val="18"/>
-          <w:szCs w:val="18"/>
-        </w:rPr>
-        <w:t>pytest</w:t>
-      </w:r>
-      <w:proofErr w:type="spellEnd"/>
-      <w:r>
-        <w:rPr>
-          <w:i/>
-          <w:iCs/>
-          <w:color w:val="555555"/>
-          <w:sz w:val="18"/>
-          <w:szCs w:val="18"/>
-        </w:rPr>
-        <w:t xml:space="preserve"> summary and coverage table from the CI run (22 passed)</w:t>
+        <w:t xml:space="preserve">Figure 12: pytest summary and coverage table from the CI run (22 passed)</w:t>
       </w:r>
     </w:p>
     <w:p>
@@ -6236,16 +5308,14 @@
       <w:r>
         <w:t xml:space="preserve"> One orchestrator workflow (</w:t>
       </w:r>
-      <w:proofErr w:type="spellStart"/>
       <w:r>
         <w:rPr>
           <w:rFonts w:ascii="Consolas" w:eastAsia="Consolas" w:hAnsi="Consolas" w:cs="Consolas"/>
           <w:sz w:val="18"/>
           <w:szCs w:val="18"/>
         </w:rPr>
-        <w:t>pipeline.yml</w:t>
-      </w:r>
-      <w:proofErr w:type="spellEnd"/>
+        <w:t>MLOps_pipeline.yaml</w:t>
+      </w:r>
       <w:r>
         <w:t xml:space="preserve">) calls five reusable workflows in order. Pull requests run only stage 1; stages 2 to 5 run on pushes to </w:t>
       </w:r>
@@ -6524,39 +5594,7 @@
                 <w:sz w:val="18"/>
                 <w:szCs w:val="18"/>
               </w:rPr>
-              <w:t xml:space="preserve">flake8, </w:t>
-            </w:r>
-            <w:proofErr w:type="spellStart"/>
-            <w:r>
-              <w:rPr>
-                <w:sz w:val="18"/>
-                <w:szCs w:val="18"/>
-              </w:rPr>
-              <w:t>pytest</w:t>
-            </w:r>
-            <w:proofErr w:type="spellEnd"/>
-            <w:r>
-              <w:rPr>
-                <w:sz w:val="18"/>
-                <w:szCs w:val="18"/>
-              </w:rPr>
-              <w:t xml:space="preserve"> with coverage, dataset re-creation, EDA notebook run, training with </w:t>
-            </w:r>
-            <w:proofErr w:type="spellStart"/>
-            <w:r>
-              <w:rPr>
-                <w:sz w:val="18"/>
-                <w:szCs w:val="18"/>
-              </w:rPr>
-              <w:t>MLflow</w:t>
-            </w:r>
-            <w:proofErr w:type="spellEnd"/>
-            <w:r>
-              <w:rPr>
-                <w:sz w:val="18"/>
-                <w:szCs w:val="18"/>
-              </w:rPr>
-              <w:t>, model comparison, reproducibility check</w:t>
+              <w:t xml:space="preserve">flake8, pytest with coverage, dataset re-creation, EDA notebook run, training with MLflow, model comparison, reproducibility check</w:t>
             </w:r>
           </w:p>
         </w:tc>
@@ -6687,39 +5725,7 @@
                 <w:sz w:val="18"/>
                 <w:szCs w:val="18"/>
               </w:rPr>
-              <w:t xml:space="preserve">SonarQube scan and quality gate; </w:t>
-            </w:r>
-            <w:proofErr w:type="spellStart"/>
-            <w:r>
-              <w:rPr>
-                <w:sz w:val="18"/>
-                <w:szCs w:val="18"/>
-              </w:rPr>
-              <w:t>Checkov</w:t>
-            </w:r>
-            <w:proofErr w:type="spellEnd"/>
-            <w:r>
-              <w:rPr>
-                <w:sz w:val="18"/>
-                <w:szCs w:val="18"/>
-              </w:rPr>
-              <w:t xml:space="preserve"> on the </w:t>
-            </w:r>
-            <w:proofErr w:type="spellStart"/>
-            <w:r>
-              <w:rPr>
-                <w:sz w:val="18"/>
-                <w:szCs w:val="18"/>
-              </w:rPr>
-              <w:t>Dockerfile</w:t>
-            </w:r>
-            <w:proofErr w:type="spellEnd"/>
-            <w:r>
-              <w:rPr>
-                <w:sz w:val="18"/>
-                <w:szCs w:val="18"/>
-              </w:rPr>
-              <w:t xml:space="preserve"> and Kubernetes manifests</w:t>
+              <w:t xml:space="preserve">SonarQube scan and quality gate; Checkov on the Dockerfile and Kubernetes manifests</w:t>
             </w:r>
           </w:p>
         </w:tc>
@@ -6749,23 +5755,7 @@
                 <w:sz w:val="18"/>
                 <w:szCs w:val="18"/>
               </w:rPr>
-              <w:t xml:space="preserve">the quality gate or a </w:t>
-            </w:r>
-            <w:proofErr w:type="spellStart"/>
-            <w:r>
-              <w:rPr>
-                <w:sz w:val="18"/>
-                <w:szCs w:val="18"/>
-              </w:rPr>
-              <w:t>Checkov</w:t>
-            </w:r>
-            <w:proofErr w:type="spellEnd"/>
-            <w:r>
-              <w:rPr>
-                <w:sz w:val="18"/>
-                <w:szCs w:val="18"/>
-              </w:rPr>
-              <w:t xml:space="preserve"> policy fails</w:t>
+              <w:t xml:space="preserve">the quality gate or a Checkov policy fails</w:t>
             </w:r>
           </w:p>
         </w:tc>
@@ -6866,23 +5856,7 @@
                 <w:sz w:val="18"/>
                 <w:szCs w:val="18"/>
               </w:rPr>
-              <w:t xml:space="preserve">Docker build, </w:t>
-            </w:r>
-            <w:proofErr w:type="spellStart"/>
-            <w:r>
-              <w:rPr>
-                <w:sz w:val="18"/>
-                <w:szCs w:val="18"/>
-              </w:rPr>
-              <w:t>Trivy</w:t>
-            </w:r>
-            <w:proofErr w:type="spellEnd"/>
-            <w:r>
-              <w:rPr>
-                <w:sz w:val="18"/>
-                <w:szCs w:val="18"/>
-              </w:rPr>
-              <w:t xml:space="preserve"> scan for HIGH and CRITICAL vulnerabilities, push to ECR tagged with the commit SHA</w:t>
+              <w:t xml:space="preserve">Docker build, Trivy scan for HIGH and CRITICAL vulnerabilities, push to ECR tagged with the commit SHA</w:t>
             </w:r>
           </w:p>
         </w:tc>
@@ -7015,23 +5989,13 @@
               </w:rPr>
               <w:t xml:space="preserve">manual approval, </w:t>
             </w:r>
-            <w:proofErr w:type="spellStart"/>
             <w:r>
               <w:rPr>
                 <w:rFonts w:ascii="Consolas" w:eastAsia="Consolas" w:hAnsi="Consolas" w:cs="Consolas"/>
                 <w:sz w:val="18"/>
                 <w:szCs w:val="18"/>
               </w:rPr>
-              <w:t>kubectl</w:t>
-            </w:r>
-            <w:proofErr w:type="spellEnd"/>
-            <w:r>
-              <w:rPr>
-                <w:rFonts w:ascii="Consolas" w:eastAsia="Consolas" w:hAnsi="Consolas" w:cs="Consolas"/>
-                <w:sz w:val="18"/>
-                <w:szCs w:val="18"/>
-              </w:rPr>
-              <w:t xml:space="preserve"> apply</w:t>
+              <w:t xml:space="preserve">kubectl apply</w:t>
             </w:r>
             <w:r>
               <w:rPr>
@@ -7166,23 +6130,7 @@
                 <w:sz w:val="18"/>
                 <w:szCs w:val="18"/>
               </w:rPr>
-              <w:t xml:space="preserve">OWASP ZAP API scan from the </w:t>
-            </w:r>
-            <w:proofErr w:type="spellStart"/>
-            <w:r>
-              <w:rPr>
-                <w:sz w:val="18"/>
-                <w:szCs w:val="18"/>
-              </w:rPr>
-              <w:t>OpenAPI</w:t>
-            </w:r>
-            <w:proofErr w:type="spellEnd"/>
-            <w:r>
-              <w:rPr>
-                <w:sz w:val="18"/>
-                <w:szCs w:val="18"/>
-              </w:rPr>
-              <w:t xml:space="preserve"> definition plus a passive baseline scan</w:t>
+              <w:t xml:space="preserve">OWASP ZAP API scan from the OpenAPI definition plus a passive baseline scan</w:t>
             </w:r>
           </w:p>
         </w:tc>
@@ -7227,23 +6175,7 @@
         <w:spacing w:after="110" w:line="270" w:lineRule="auto"/>
       </w:pPr>
       <w:r>
-        <w:t xml:space="preserve">Every stage uploads its evidence as a run artifact (test reports, models, figures, </w:t>
-      </w:r>
-      <w:proofErr w:type="spellStart"/>
-      <w:r>
-        <w:t>MLflow</w:t>
-      </w:r>
-      <w:proofErr w:type="spellEnd"/>
-      <w:r>
-        <w:t xml:space="preserve"> database, </w:t>
-      </w:r>
-      <w:proofErr w:type="spellStart"/>
-      <w:r>
-        <w:t>Trivy</w:t>
-      </w:r>
-      <w:proofErr w:type="spellEnd"/>
-      <w:r>
-        <w:t xml:space="preserve"> and ZAP reports). Each later stage depends on the one before it, so a failure anywhere stops the pipeline and the log shows where. Deployment is behind a GitHub environment with a required reviewer, so nothing reaches the cluster without an explicit approval.</w:t>
+        <w:t xml:space="preserve">Every stage uploads its evidence as a run artifact (test reports, models, figures, MLflow database, Trivy and ZAP reports). Each later stage depends on the one before it, so a failure anywhere stops the pipeline and the log shows where. Deployment is behind a GitHub environment with a required reviewer, so nothing reaches the cluster without an explicit approval.</w:t>
       </w:r>
     </w:p>
     <w:p>
@@ -7401,31 +6333,7 @@
         <w:t>Passed</w:t>
       </w:r>
       <w:r>
-        <w:t xml:space="preserve">, with 0 new issues, 0 security hotspots and 0.0% duplication on the new code. </w:t>
-      </w:r>
-      <w:proofErr w:type="spellStart"/>
-      <w:r>
-        <w:t>Checkov</w:t>
-      </w:r>
-      <w:proofErr w:type="spellEnd"/>
-      <w:r>
-        <w:t xml:space="preserve"> evaluated the </w:t>
-      </w:r>
-      <w:proofErr w:type="spellStart"/>
-      <w:r>
-        <w:t>Dockerfile</w:t>
-      </w:r>
-      <w:proofErr w:type="spellEnd"/>
-      <w:r>
-        <w:t xml:space="preserve"> and the Kubernetes manifests, and </w:t>
-      </w:r>
-      <w:proofErr w:type="spellStart"/>
-      <w:r>
-        <w:t>Trivy</w:t>
-      </w:r>
-      <w:proofErr w:type="spellEnd"/>
-      <w:r>
-        <w:t xml:space="preserve"> scanned the built image before the push. The OWASP ZAP report for the deployed endpoint lists 0 high, 0 medium, 2 low and 2 informational alerts.</w:t>
+        <w:t xml:space="preserve">, with 0 new issues, 0 security hotspots and 0.0% duplication on the new code. Checkov evaluated the Dockerfile and the Kubernetes manifests, and Trivy scanned the built image before the push. The OWASP ZAP report for the deployed endpoint lists 0 high, 0 medium, 2 low and 2 informational alerts.</w:t>
       </w:r>
     </w:p>
     <w:p>
@@ -7442,65 +6350,27 @@
         <w:spacing w:after="110" w:line="270" w:lineRule="auto"/>
       </w:pPr>
       <w:r>
-        <w:t xml:space="preserve">The API is a </w:t>
-      </w:r>
-      <w:proofErr w:type="spellStart"/>
-      <w:r>
-        <w:t>FastAPI</w:t>
-      </w:r>
-      <w:proofErr w:type="spellEnd"/>
-      <w:r>
-        <w:t xml:space="preserve"> application (</w:t>
-      </w:r>
-      <w:proofErr w:type="spellStart"/>
+        <w:t xml:space="preserve">The API is a FastAPI application (</w:t>
+      </w:r>
       <w:r>
         <w:rPr>
           <w:rFonts w:ascii="Consolas" w:eastAsia="Consolas" w:hAnsi="Consolas" w:cs="Consolas"/>
           <w:sz w:val="18"/>
           <w:szCs w:val="18"/>
         </w:rPr>
-        <w:t>src</w:t>
-      </w:r>
-      <w:proofErr w:type="spellEnd"/>
+        <w:t>src/app.py</w:t>
+      </w:r>
+      <w:r>
+        <w:t>) that loads the pipeline once at start-up. The image (</w:t>
+      </w:r>
       <w:r>
         <w:rPr>
           <w:rFonts w:ascii="Consolas" w:eastAsia="Consolas" w:hAnsi="Consolas" w:cs="Consolas"/>
           <w:sz w:val="18"/>
           <w:szCs w:val="18"/>
         </w:rPr>
-        <w:t>/app.py</w:t>
-      </w:r>
-      <w:r>
-        <w:t>) that loads the pipeline once at start-up. The image (</w:t>
-      </w:r>
-      <w:proofErr w:type="spellStart"/>
-      <w:r>
-        <w:rPr>
-          <w:rFonts w:ascii="Consolas" w:eastAsia="Consolas" w:hAnsi="Consolas" w:cs="Consolas"/>
-          <w:sz w:val="18"/>
-          <w:szCs w:val="18"/>
-        </w:rPr>
-        <w:t>dockerfiles</w:t>
-      </w:r>
-      <w:proofErr w:type="spellEnd"/>
-      <w:r>
-        <w:rPr>
-          <w:rFonts w:ascii="Consolas" w:eastAsia="Consolas" w:hAnsi="Consolas" w:cs="Consolas"/>
-          <w:sz w:val="18"/>
-          <w:szCs w:val="18"/>
-        </w:rPr>
-        <w:t>/</w:t>
-      </w:r>
-      <w:proofErr w:type="spellStart"/>
-      <w:r>
-        <w:rPr>
-          <w:rFonts w:ascii="Consolas" w:eastAsia="Consolas" w:hAnsi="Consolas" w:cs="Consolas"/>
-          <w:sz w:val="18"/>
-          <w:szCs w:val="18"/>
-        </w:rPr>
-        <w:t>Dockerfile</w:t>
-      </w:r>
-      <w:proofErr w:type="spellEnd"/>
+        <w:t>dockerfiles/Dockerfile</w:t>
+      </w:r>
       <w:r>
         <w:t xml:space="preserve">) uses a slim Python base, installs only the pinned runtime requirements, copies the code and the model, runs as a non-root user and declares a health check against </w:t>
       </w:r>
@@ -7682,23 +6552,7 @@
                 <w:sz w:val="18"/>
                 <w:szCs w:val="18"/>
               </w:rPr>
-              <w:t xml:space="preserve">accepts the 13 patient fields as JSON, validates ranges with </w:t>
-            </w:r>
-            <w:proofErr w:type="spellStart"/>
-            <w:r>
-              <w:rPr>
-                <w:sz w:val="18"/>
-                <w:szCs w:val="18"/>
-              </w:rPr>
-              <w:t>Pydantic</w:t>
-            </w:r>
-            <w:proofErr w:type="spellEnd"/>
-            <w:r>
-              <w:rPr>
-                <w:sz w:val="18"/>
-                <w:szCs w:val="18"/>
-              </w:rPr>
-              <w:t xml:space="preserve"> (out-of-range input returns 422) and returns </w:t>
+              <w:t xml:space="preserve">accepts the 13 patient fields as JSON, validates ranges with Pydantic (out-of-range input returns 422) and returns </w:t>
             </w:r>
             <w:r>
               <w:rPr>
@@ -7745,7 +6599,6 @@
               </w:rPr>
               <w:t xml:space="preserve"> and </w:t>
             </w:r>
-            <w:proofErr w:type="spellStart"/>
             <w:r>
               <w:rPr>
                 <w:rFonts w:ascii="Consolas" w:eastAsia="Consolas" w:hAnsi="Consolas" w:cs="Consolas"/>
@@ -7754,7 +6607,6 @@
               </w:rPr>
               <w:t>probability_disease</w:t>
             </w:r>
-            <w:proofErr w:type="spellEnd"/>
           </w:p>
         </w:tc>
       </w:tr>
@@ -8016,25 +6868,7 @@
           <w:sz w:val="17"/>
           <w:szCs w:val="17"/>
         </w:rPr>
-        <w:t xml:space="preserve">  -H "Content-Type: application/</w:t>
-      </w:r>
-      <w:proofErr w:type="spellStart"/>
-      <w:r>
-        <w:rPr>
-          <w:rFonts w:ascii="Consolas" w:eastAsia="Consolas" w:hAnsi="Consolas" w:cs="Consolas"/>
-          <w:sz w:val="17"/>
-          <w:szCs w:val="17"/>
-        </w:rPr>
-        <w:t>json</w:t>
-      </w:r>
-      <w:proofErr w:type="spellEnd"/>
-      <w:r>
-        <w:rPr>
-          <w:rFonts w:ascii="Consolas" w:eastAsia="Consolas" w:hAnsi="Consolas" w:cs="Consolas"/>
-          <w:sz w:val="17"/>
-          <w:szCs w:val="17"/>
-        </w:rPr>
-        <w:t>" \</w:t>
+        <w:t xml:space="preserve">  -H "Content-Type: application/json" \</w:t>
       </w:r>
     </w:p>
     <w:p>
@@ -8127,7 +6961,6 @@
       <w:r>
         <w:t xml:space="preserve"> and </w:t>
       </w:r>
-      <w:proofErr w:type="spellStart"/>
       <w:r>
         <w:rPr>
           <w:rFonts w:ascii="Consolas" w:eastAsia="Consolas" w:hAnsi="Consolas" w:cs="Consolas"/>
@@ -8136,7 +6969,6 @@
         </w:rPr>
         <w:t>thal</w:t>
       </w:r>
-      <w:proofErr w:type="spellEnd"/>
       <w:r>
         <w:t xml:space="preserve"> may be omitted because the pipeline imputes them.</w:t>
       </w:r>
@@ -8164,20 +6996,21 @@
           <w:sz w:val="18"/>
           <w:szCs w:val="18"/>
         </w:rPr>
-        <w:t>heart-</w:t>
-      </w:r>
-      <w:proofErr w:type="spellStart"/>
+        <w:t>heart-api</w:t>
+      </w:r>
+      <w:r>
+        <w:t>, region ap-south-1) and deployed to an EKS cluster (</w:t>
+      </w:r>
       <w:r>
         <w:rPr>
           <w:rFonts w:ascii="Consolas" w:eastAsia="Consolas" w:hAnsi="Consolas" w:cs="Consolas"/>
           <w:sz w:val="18"/>
           <w:szCs w:val="18"/>
         </w:rPr>
-        <w:t>api</w:t>
-      </w:r>
-      <w:proofErr w:type="spellEnd"/>
-      <w:r>
-        <w:t>, region ap-south-1) and deployed to an EKS cluster (</w:t>
+        <w:t>heart-mlops</w:t>
+      </w:r>
+      <w:r>
+        <w:t xml:space="preserve">) with a managed node group. The manifests in </w:t>
       </w:r>
       <w:r>
         <w:rPr>
@@ -8185,38 +7018,7 @@
           <w:sz w:val="18"/>
           <w:szCs w:val="18"/>
         </w:rPr>
-        <w:t>heart-</w:t>
-      </w:r>
-      <w:proofErr w:type="spellStart"/>
-      <w:r>
-        <w:rPr>
-          <w:rFonts w:ascii="Consolas" w:eastAsia="Consolas" w:hAnsi="Consolas" w:cs="Consolas"/>
-          <w:sz w:val="18"/>
-          <w:szCs w:val="18"/>
-        </w:rPr>
-        <w:t>mlops</w:t>
-      </w:r>
-      <w:proofErr w:type="spellEnd"/>
-      <w:r>
-        <w:t xml:space="preserve">) with a managed node group. The manifests in </w:t>
-      </w:r>
-      <w:proofErr w:type="spellStart"/>
-      <w:r>
-        <w:rPr>
-          <w:rFonts w:ascii="Consolas" w:eastAsia="Consolas" w:hAnsi="Consolas" w:cs="Consolas"/>
-          <w:sz w:val="18"/>
-          <w:szCs w:val="18"/>
-        </w:rPr>
-        <w:t>kubernetes</w:t>
-      </w:r>
-      <w:proofErr w:type="spellEnd"/>
-      <w:r>
-        <w:rPr>
-          <w:rFonts w:ascii="Consolas" w:eastAsia="Consolas" w:hAnsi="Consolas" w:cs="Consolas"/>
-          <w:sz w:val="18"/>
-          <w:szCs w:val="18"/>
-        </w:rPr>
-        <w:t>/</w:t>
+        <w:t>kubernetes/</w:t>
       </w:r>
       <w:r>
         <w:t xml:space="preserve"> define:</w:t>
@@ -8247,18 +7049,8 @@
           <w:sz w:val="18"/>
           <w:szCs w:val="18"/>
         </w:rPr>
-        <w:t>heartbeat-</w:t>
-      </w:r>
-      <w:proofErr w:type="spellStart"/>
-      <w:r>
-        <w:rPr>
-          <w:rFonts w:ascii="Consolas" w:eastAsia="Consolas" w:hAnsi="Consolas" w:cs="Consolas"/>
-          <w:sz w:val="18"/>
-          <w:szCs w:val="18"/>
-        </w:rPr>
-        <w:t>api</w:t>
-      </w:r>
-      <w:proofErr w:type="spellEnd"/>
+        <w:t>heartbeat-api</w:t>
+      </w:r>
       <w:r>
         <w:t>, which isolates the application.</w:t>
       </w:r>
@@ -8311,15 +7103,7 @@
         <w:t>Service</w:t>
       </w:r>
       <w:r>
-        <w:t xml:space="preserve"> of type </w:t>
-      </w:r>
-      <w:proofErr w:type="spellStart"/>
-      <w:r>
-        <w:t>LoadBalancer</w:t>
-      </w:r>
-      <w:proofErr w:type="spellEnd"/>
-      <w:r>
-        <w:t>, which exposes the API through an AWS load balancer.</w:t>
+        <w:t xml:space="preserve"> of type LoadBalancer, which exposes the API through an AWS load balancer.</w:t>
       </w:r>
     </w:p>
     <w:p>
@@ -8331,7 +7115,6 @@
         </w:numPr>
         <w:spacing w:after="60" w:line="264" w:lineRule="auto"/>
       </w:pPr>
-      <w:proofErr w:type="spellStart"/>
       <w:r>
         <w:rPr>
           <w:b/>
@@ -8339,7 +7122,6 @@
         </w:rPr>
         <w:t>NetworkPolicy</w:t>
       </w:r>
-      <w:proofErr w:type="spellEnd"/>
       <w:r>
         <w:t xml:space="preserve"> restricting pod traffic.</w:t>
       </w:r>
@@ -8438,51 +7220,7 @@
           <w:sz w:val="18"/>
           <w:szCs w:val="18"/>
         </w:rPr>
-        <w:t>Figure 15: worker nodes Ready, five heart-</w:t>
-      </w:r>
-      <w:proofErr w:type="spellStart"/>
-      <w:r>
-        <w:rPr>
-          <w:i/>
-          <w:iCs/>
-          <w:color w:val="555555"/>
-          <w:sz w:val="18"/>
-          <w:szCs w:val="18"/>
-        </w:rPr>
-        <w:t>api</w:t>
-      </w:r>
-      <w:proofErr w:type="spellEnd"/>
-      <w:r>
-        <w:rPr>
-          <w:i/>
-          <w:iCs/>
-          <w:color w:val="555555"/>
-          <w:sz w:val="18"/>
-          <w:szCs w:val="18"/>
-        </w:rPr>
-        <w:t xml:space="preserve"> pods Running and the </w:t>
-      </w:r>
-      <w:proofErr w:type="spellStart"/>
-      <w:r>
-        <w:rPr>
-          <w:i/>
-          <w:iCs/>
-          <w:color w:val="555555"/>
-          <w:sz w:val="18"/>
-          <w:szCs w:val="18"/>
-        </w:rPr>
-        <w:t>LoadBalancer</w:t>
-      </w:r>
-      <w:proofErr w:type="spellEnd"/>
-      <w:r>
-        <w:rPr>
-          <w:i/>
-          <w:iCs/>
-          <w:color w:val="555555"/>
-          <w:sz w:val="18"/>
-          <w:szCs w:val="18"/>
-        </w:rPr>
-        <w:t xml:space="preserve"> service</w:t>
+        <w:t xml:space="preserve">Figure 15: worker nodes Ready, five heart-api pods Running and the LoadBalancer service</w:t>
       </w:r>
     </w:p>
     <w:p>
@@ -8614,29 +7352,7 @@
           <w:sz w:val="18"/>
           <w:szCs w:val="18"/>
         </w:rPr>
-        <w:t>Figure 17: the heart-</w:t>
-      </w:r>
-      <w:proofErr w:type="spellStart"/>
-      <w:r>
-        <w:rPr>
-          <w:i/>
-          <w:iCs/>
-          <w:color w:val="555555"/>
-          <w:sz w:val="18"/>
-          <w:szCs w:val="18"/>
-        </w:rPr>
-        <w:t>mlops</w:t>
-      </w:r>
-      <w:proofErr w:type="spellEnd"/>
-      <w:r>
-        <w:rPr>
-          <w:i/>
-          <w:iCs/>
-          <w:color w:val="555555"/>
-          <w:sz w:val="18"/>
-          <w:szCs w:val="18"/>
-        </w:rPr>
-        <w:t xml:space="preserve"> EKS cluster Active in the AWS console (Mumbai region)</w:t>
+        <w:t xml:space="preserve">Figure 17: the heart-mlops EKS cluster Active in the AWS console (Mumbai region)</w:t>
       </w:r>
     </w:p>
     <w:p>
@@ -8662,23 +7378,13 @@
       <w:r>
         <w:t xml:space="preserve"> A middleware logs every request (method, path, status and latency in milliseconds) and every prediction (class and confidence). The logs are read with </w:t>
       </w:r>
-      <w:proofErr w:type="spellStart"/>
       <w:r>
         <w:rPr>
           <w:rFonts w:ascii="Consolas" w:eastAsia="Consolas" w:hAnsi="Consolas" w:cs="Consolas"/>
           <w:sz w:val="18"/>
           <w:szCs w:val="18"/>
         </w:rPr>
-        <w:t>kubectl</w:t>
-      </w:r>
-      <w:proofErr w:type="spellEnd"/>
-      <w:r>
-        <w:rPr>
-          <w:rFonts w:ascii="Consolas" w:eastAsia="Consolas" w:hAnsi="Consolas" w:cs="Consolas"/>
-          <w:sz w:val="18"/>
-          <w:szCs w:val="18"/>
-        </w:rPr>
-        <w:t xml:space="preserve"> logs</w:t>
+        <w:t xml:space="preserve">kubectl logs</w:t>
       </w:r>
       <w:r>
         <w:t xml:space="preserve"> or </w:t>
@@ -8758,29 +7464,7 @@
           <w:sz w:val="18"/>
           <w:szCs w:val="18"/>
         </w:rPr>
-        <w:t>Figure 18: API request logs from the running pods (</w:t>
-      </w:r>
-      <w:proofErr w:type="spellStart"/>
-      <w:r>
-        <w:rPr>
-          <w:i/>
-          <w:iCs/>
-          <w:color w:val="555555"/>
-          <w:sz w:val="18"/>
-          <w:szCs w:val="18"/>
-        </w:rPr>
-        <w:t>kubectl</w:t>
-      </w:r>
-      <w:proofErr w:type="spellEnd"/>
-      <w:r>
-        <w:rPr>
-          <w:i/>
-          <w:iCs/>
-          <w:color w:val="555555"/>
-          <w:sz w:val="18"/>
-          <w:szCs w:val="18"/>
-        </w:rPr>
-        <w:t xml:space="preserve"> logs)</w:t>
+        <w:t xml:space="preserve">Figure 18: API request logs from the running pods (kubectl logs)</w:t>
       </w:r>
     </w:p>
     <w:p>
@@ -8797,7 +7481,6 @@
       <w:r>
         <w:t xml:space="preserve"> The API exposes Prometheus metrics for traffic (</w:t>
       </w:r>
-      <w:proofErr w:type="spellStart"/>
       <w:r>
         <w:rPr>
           <w:rFonts w:ascii="Consolas" w:eastAsia="Consolas" w:hAnsi="Consolas" w:cs="Consolas"/>
@@ -8806,11 +7489,9 @@
         </w:rPr>
         <w:t>api_requests_total</w:t>
       </w:r>
-      <w:proofErr w:type="spellEnd"/>
       <w:r>
         <w:t xml:space="preserve"> by method, endpoint and status, </w:t>
       </w:r>
-      <w:proofErr w:type="spellStart"/>
       <w:r>
         <w:rPr>
           <w:rFonts w:ascii="Consolas" w:eastAsia="Consolas" w:hAnsi="Consolas" w:cs="Consolas"/>
@@ -8819,11 +7500,9 @@
         </w:rPr>
         <w:t>api_request_latency_seconds</w:t>
       </w:r>
-      <w:proofErr w:type="spellEnd"/>
       <w:r>
         <w:t xml:space="preserve"> as a histogram, and </w:t>
       </w:r>
-      <w:proofErr w:type="spellStart"/>
       <w:r>
         <w:rPr>
           <w:rFonts w:ascii="Consolas" w:eastAsia="Consolas" w:hAnsi="Consolas" w:cs="Consolas"/>
@@ -8832,11 +7511,8 @@
         </w:rPr>
         <w:t>predictions_total</w:t>
       </w:r>
-      <w:proofErr w:type="spellEnd"/>
       <w:r>
         <w:t xml:space="preserve"> by class) and for model behaviour: the hold-out test metrics, the distribution of predicted probabilities, mean confidence, inference latency, the share of positive predictions and the running mean of key input features as a simple drift check. Prometheus and Grafana run on a separate VM, so monitoring survives a cluster rebuild and does not compete with the API for node resources; Prometheus </w:t>
-      </w:r>
-      <w:r>
         <w:lastRenderedPageBreak/>
         <w:t xml:space="preserve">scrapes the load balancer URL every 15 seconds. Helm values for an in-cluster installation are also kept in </w:t>
       </w:r>
@@ -9018,25 +7694,7 @@
                 <w:sz w:val="18"/>
                 <w:szCs w:val="18"/>
               </w:rPr>
-              <w:t>sum(rate(</w:t>
-            </w:r>
-            <w:proofErr w:type="spellStart"/>
-            <w:r>
-              <w:rPr>
-                <w:rFonts w:ascii="Consolas" w:eastAsia="Consolas" w:hAnsi="Consolas" w:cs="Consolas"/>
-                <w:sz w:val="18"/>
-                <w:szCs w:val="18"/>
-              </w:rPr>
-              <w:t>api_requests_total</w:t>
-            </w:r>
-            <w:proofErr w:type="spellEnd"/>
-            <w:r>
-              <w:rPr>
-                <w:rFonts w:ascii="Consolas" w:eastAsia="Consolas" w:hAnsi="Consolas" w:cs="Consolas"/>
-                <w:sz w:val="18"/>
-                <w:szCs w:val="18"/>
-              </w:rPr>
-              <w:t>[1m])) by (endpoint)</w:t>
+              <w:t>sum(rate(api_requests_total[1m])) by (endpoint)</w:t>
             </w:r>
           </w:p>
         </w:tc>
@@ -9102,41 +7760,13 @@
               <w:keepNext/>
               <w:keepLines/>
             </w:pPr>
-            <w:proofErr w:type="spellStart"/>
             <w:r>
               <w:rPr>
                 <w:rFonts w:ascii="Consolas" w:eastAsia="Consolas" w:hAnsi="Consolas" w:cs="Consolas"/>
                 <w:sz w:val="18"/>
                 <w:szCs w:val="18"/>
               </w:rPr>
-              <w:t>histogram_quantile</w:t>
-            </w:r>
-            <w:proofErr w:type="spellEnd"/>
-            <w:r>
-              <w:rPr>
-                <w:rFonts w:ascii="Consolas" w:eastAsia="Consolas" w:hAnsi="Consolas" w:cs="Consolas"/>
-                <w:sz w:val="18"/>
-                <w:szCs w:val="18"/>
-              </w:rPr>
-              <w:t>(0.95, sum(rate(</w:t>
-            </w:r>
-            <w:proofErr w:type="spellStart"/>
-            <w:r>
-              <w:rPr>
-                <w:rFonts w:ascii="Consolas" w:eastAsia="Consolas" w:hAnsi="Consolas" w:cs="Consolas"/>
-                <w:sz w:val="18"/>
-                <w:szCs w:val="18"/>
-              </w:rPr>
-              <w:t>api_request_latency_seconds_bucket</w:t>
-            </w:r>
-            <w:proofErr w:type="spellEnd"/>
-            <w:r>
-              <w:rPr>
-                <w:rFonts w:ascii="Consolas" w:eastAsia="Consolas" w:hAnsi="Consolas" w:cs="Consolas"/>
-                <w:sz w:val="18"/>
-                <w:szCs w:val="18"/>
-              </w:rPr>
-              <w:t>[5m])) by (le))</w:t>
+              <w:t>histogram_quantile(0.95, sum(rate(api_request_latency_seconds_bucket[5m])) by (le))</w:t>
             </w:r>
           </w:p>
         </w:tc>
@@ -9208,25 +7838,7 @@
                 <w:sz w:val="18"/>
                 <w:szCs w:val="18"/>
               </w:rPr>
-              <w:t>sum(rate(</w:t>
-            </w:r>
-            <w:proofErr w:type="spellStart"/>
-            <w:r>
-              <w:rPr>
-                <w:rFonts w:ascii="Consolas" w:eastAsia="Consolas" w:hAnsi="Consolas" w:cs="Consolas"/>
-                <w:sz w:val="18"/>
-                <w:szCs w:val="18"/>
-              </w:rPr>
-              <w:t>api_requests_total</w:t>
-            </w:r>
-            <w:proofErr w:type="spellEnd"/>
-            <w:r>
-              <w:rPr>
-                <w:rFonts w:ascii="Consolas" w:eastAsia="Consolas" w:hAnsi="Consolas" w:cs="Consolas"/>
-                <w:sz w:val="18"/>
-                <w:szCs w:val="18"/>
-              </w:rPr>
-              <w:t>{status=~"4..|5.."}[1m]))</w:t>
+              <w:t>sum(rate(api_requests_total{status=~"4..|5.."}[1m]))</w:t>
             </w:r>
           </w:p>
         </w:tc>
@@ -9296,25 +7908,7 @@
                 <w:sz w:val="18"/>
                 <w:szCs w:val="18"/>
               </w:rPr>
-              <w:t>sum(</w:t>
-            </w:r>
-            <w:proofErr w:type="spellStart"/>
-            <w:r>
-              <w:rPr>
-                <w:rFonts w:ascii="Consolas" w:eastAsia="Consolas" w:hAnsi="Consolas" w:cs="Consolas"/>
-                <w:sz w:val="18"/>
-                <w:szCs w:val="18"/>
-              </w:rPr>
-              <w:t>predictions_total</w:t>
-            </w:r>
-            <w:proofErr w:type="spellEnd"/>
-            <w:r>
-              <w:rPr>
-                <w:rFonts w:ascii="Consolas" w:eastAsia="Consolas" w:hAnsi="Consolas" w:cs="Consolas"/>
-                <w:sz w:val="18"/>
-                <w:szCs w:val="18"/>
-              </w:rPr>
-              <w:t>) by (label)</w:t>
+              <w:t>sum(predictions_total) by (label)</w:t>
             </w:r>
           </w:p>
         </w:tc>
@@ -9388,29 +7982,7 @@
           <w:sz w:val="18"/>
           <w:szCs w:val="18"/>
         </w:rPr>
-        <w:t xml:space="preserve">Figure 19: Prometheus query </w:t>
-      </w:r>
-      <w:proofErr w:type="spellStart"/>
-      <w:r>
-        <w:rPr>
-          <w:i/>
-          <w:iCs/>
-          <w:color w:val="555555"/>
-          <w:sz w:val="18"/>
-          <w:szCs w:val="18"/>
-        </w:rPr>
-        <w:t>api_requests_total</w:t>
-      </w:r>
-      <w:proofErr w:type="spellEnd"/>
-      <w:r>
-        <w:rPr>
-          <w:i/>
-          <w:iCs/>
-          <w:color w:val="555555"/>
-          <w:sz w:val="18"/>
-          <w:szCs w:val="18"/>
-        </w:rPr>
-        <w:t xml:space="preserve"> returning the API counters</w:t>
+        <w:t xml:space="preserve">Figure 19: Prometheus query api_requests_total returning the API counters</w:t>
       </w:r>
     </w:p>
     <w:p>
@@ -9596,26 +8168,16 @@
         </w:numPr>
         <w:spacing w:after="60" w:line="264" w:lineRule="auto"/>
       </w:pPr>
-      <w:proofErr w:type="spellStart"/>
       <w:r>
         <w:rPr>
           <w:b/>
           <w:bCs/>
         </w:rPr>
-        <w:t>MLflow</w:t>
-      </w:r>
-      <w:proofErr w:type="spellEnd"/>
-      <w:r>
-        <w:rPr>
-          <w:b/>
-          <w:bCs/>
-        </w:rPr>
-        <w:t xml:space="preserve"> model format.</w:t>
+        <w:t xml:space="preserve">MLflow model format.</w:t>
       </w:r>
       <w:r>
         <w:t xml:space="preserve"> Logging the pipeline with the default format failed because the safer </w:t>
       </w:r>
-      <w:proofErr w:type="spellStart"/>
       <w:r>
         <w:rPr>
           <w:rFonts w:ascii="Consolas" w:eastAsia="Consolas" w:hAnsi="Consolas" w:cs="Consolas"/>
@@ -9624,33 +8186,8 @@
         </w:rPr>
         <w:t>skops</w:t>
       </w:r>
-      <w:proofErr w:type="spellEnd"/>
-      <w:r>
-        <w:t xml:space="preserve"> </w:t>
-      </w:r>
-      <w:proofErr w:type="spellStart"/>
-      <w:r>
-        <w:t>serialiser</w:t>
-      </w:r>
-      <w:proofErr w:type="spellEnd"/>
-      <w:r>
-        <w:t xml:space="preserve"> rejected a NumPy </w:t>
-      </w:r>
-      <w:proofErr w:type="spellStart"/>
-      <w:r>
-        <w:t>dtype</w:t>
-      </w:r>
-      <w:proofErr w:type="spellEnd"/>
-      <w:r>
-        <w:t xml:space="preserve"> inside the pipeline. Using the </w:t>
-      </w:r>
-      <w:proofErr w:type="spellStart"/>
-      <w:r>
-        <w:t>cloudpickle</w:t>
-      </w:r>
-      <w:proofErr w:type="spellEnd"/>
-      <w:r>
-        <w:t xml:space="preserve"> format fixed it.</w:t>
+      <w:r>
+        <w:t xml:space="preserve"> serialiser rejected a NumPy dtype inside the pipeline. Using the cloudpickle format fixed it.</w:t>
       </w:r>
     </w:p>
     <w:p>
@@ -9698,25 +8235,7 @@
           <w:sz w:val="18"/>
           <w:szCs w:val="18"/>
         </w:rPr>
-        <w:t>.</w:t>
-      </w:r>
-      <w:proofErr w:type="spellStart"/>
-      <w:r>
-        <w:rPr>
-          <w:rFonts w:ascii="Consolas" w:eastAsia="Consolas" w:hAnsi="Consolas" w:cs="Consolas"/>
-          <w:sz w:val="18"/>
-          <w:szCs w:val="18"/>
-        </w:rPr>
-        <w:t>github</w:t>
-      </w:r>
-      <w:proofErr w:type="spellEnd"/>
-      <w:r>
-        <w:rPr>
-          <w:rFonts w:ascii="Consolas" w:eastAsia="Consolas" w:hAnsi="Consolas" w:cs="Consolas"/>
-          <w:sz w:val="18"/>
-          <w:szCs w:val="18"/>
-        </w:rPr>
-        <w:t>/workflows/</w:t>
+        <w:t>.github/workflows/</w:t>
       </w:r>
       <w:r>
         <w:t xml:space="preserve">; placing them in a subfolder is rejected, and every </w:t>
@@ -10154,42 +8673,8 @@
           <w:sz w:val="18"/>
           <w:szCs w:val="18"/>
         </w:rPr>
-        <w:t xml:space="preserve">Figure 26: </w:t>
-      </w:r>
-      <w:proofErr w:type="spellStart"/>
-      <w:r>
-        <w:rPr>
-          <w:i/>
-          <w:iCs/>
-          <w:color w:val="555555"/>
-          <w:sz w:val="18"/>
-          <w:szCs w:val="18"/>
-        </w:rPr>
-        <w:t>Checkov</w:t>
-      </w:r>
-      <w:proofErr w:type="spellEnd"/>
-      <w:r>
-        <w:rPr>
-          <w:i/>
-          <w:iCs/>
-          <w:color w:val="555555"/>
-          <w:sz w:val="18"/>
-          <w:szCs w:val="18"/>
-        </w:rPr>
-        <w:t xml:space="preserve"> scan of the </w:t>
-      </w:r>
-      <w:proofErr w:type="spellStart"/>
-      <w:r>
-        <w:rPr>
-          <w:i/>
-          <w:iCs/>
-          <w:color w:val="555555"/>
-          <w:sz w:val="18"/>
-          <w:szCs w:val="18"/>
-        </w:rPr>
-        <w:t>Dockerfile</w:t>
-      </w:r>
-      <w:proofErr w:type="spellEnd"/>
+        <w:t xml:space="preserve">Figure 26: Checkov scan of the Dockerfile</w:t>
+      </w:r>
     </w:p>
     <w:p>
       <w:pPr>
@@ -10254,68 +8739,10 @@
           <w:sz w:val="18"/>
           <w:szCs w:val="18"/>
         </w:rPr>
-        <w:t xml:space="preserve">Figure 27: </w:t>
-      </w:r>
-      <w:proofErr w:type="spellStart"/>
-      <w:r>
-        <w:rPr>
-          <w:i/>
-          <w:iCs/>
-          <w:color w:val="555555"/>
-          <w:sz w:val="18"/>
-          <w:szCs w:val="18"/>
-        </w:rPr>
-        <w:t>Checkov</w:t>
-      </w:r>
-      <w:proofErr w:type="spellEnd"/>
-      <w:r>
-        <w:rPr>
-          <w:i/>
-          <w:iCs/>
-          <w:color w:val="555555"/>
-          <w:sz w:val="18"/>
-          <w:szCs w:val="18"/>
-        </w:rPr>
-        <w:t xml:space="preserve"> scan of the Kubernetes manifests</w:t>
-      </w:r>
-      <w:r>
-        <w:rPr>
-          <w:i/>
-          <w:iCs/>
-          <w:color w:val="555555"/>
-          <w:sz w:val="18"/>
-          <w:szCs w:val="18"/>
-        </w:rPr>
+        <w:t xml:space="preserve">Figure 27: Checkov scan of the Kubernetes manifests</w:t>
         <w:br/>
-      </w:r>
-      <w:r>
-        <w:rPr>
-          <w:i/>
-          <w:iCs/>
-          <w:color w:val="555555"/>
-          <w:sz w:val="18"/>
-          <w:szCs w:val="18"/>
-        </w:rPr>
         <w:br/>
-      </w:r>
-      <w:r>
-        <w:rPr>
-          <w:i/>
-          <w:iCs/>
-          <w:color w:val="555555"/>
-          <w:sz w:val="18"/>
-          <w:szCs w:val="18"/>
-        </w:rPr>
         <w:br/>
-      </w:r>
-      <w:r>
-        <w:rPr>
-          <w:i/>
-          <w:iCs/>
-          <w:color w:val="555555"/>
-          <w:sz w:val="18"/>
-          <w:szCs w:val="18"/>
-        </w:rPr>
         <w:lastRenderedPageBreak/>
         <w:drawing>
           <wp:inline distT="0" distB="0" distL="0" distR="0" wp14:anchorId="0370B02C" wp14:editId="79DDE793">
@@ -10352,46 +8779,8 @@
             </a:graphic>
           </wp:inline>
         </w:drawing>
-      </w:r>
-      <w:r>
-        <w:rPr>
-          <w:i/>
-          <w:iCs/>
-          <w:color w:val="555555"/>
-          <w:sz w:val="18"/>
-          <w:szCs w:val="18"/>
-        </w:rPr>
         <w:br/>
-      </w:r>
-      <w:r>
-        <w:rPr>
-          <w:i/>
-          <w:iCs/>
-          <w:color w:val="555555"/>
-          <w:sz w:val="18"/>
-          <w:szCs w:val="18"/>
-        </w:rPr>
-        <w:t>Figure 2</w:t>
-      </w:r>
-      <w:r>
-        <w:rPr>
-          <w:i/>
-          <w:iCs/>
-          <w:color w:val="555555"/>
-          <w:sz w:val="18"/>
-          <w:szCs w:val="18"/>
-        </w:rPr>
-        <w:t>8</w:t>
-      </w:r>
-      <w:r>
-        <w:rPr>
-          <w:i/>
-          <w:iCs/>
-          <w:color w:val="555555"/>
-          <w:sz w:val="18"/>
-          <w:szCs w:val="18"/>
-        </w:rPr>
-        <w:t xml:space="preserve">: </w:t>
+        <w:t xml:space="preserve">Figure 28: </w:t>
       </w:r>
       <w:r>
         <w:rPr>
@@ -10401,29 +8790,7 @@
           <w:sz w:val="18"/>
           <w:szCs w:val="18"/>
         </w:rPr>
-        <w:t xml:space="preserve">Build, </w:t>
-      </w:r>
-      <w:proofErr w:type="spellStart"/>
-      <w:r>
-        <w:rPr>
-          <w:i/>
-          <w:iCs/>
-          <w:color w:val="747474" w:themeColor="background2" w:themeShade="80"/>
-          <w:sz w:val="18"/>
-          <w:szCs w:val="18"/>
-        </w:rPr>
-        <w:t>Trivy</w:t>
-      </w:r>
-      <w:proofErr w:type="spellEnd"/>
-      <w:r>
-        <w:rPr>
-          <w:i/>
-          <w:iCs/>
-          <w:color w:val="747474" w:themeColor="background2" w:themeShade="80"/>
-          <w:sz w:val="18"/>
-          <w:szCs w:val="18"/>
-        </w:rPr>
-        <w:t>, ECR push</w:t>
+        <w:t xml:space="preserve">Build, Trivy, ECR push</w:t>
       </w:r>
     </w:p>
     <w:p>
@@ -10489,27 +8856,7 @@
           <w:sz w:val="18"/>
           <w:szCs w:val="18"/>
         </w:rPr>
-        <w:t>Figure 2</w:t>
-      </w:r>
-      <w:r>
-        <w:rPr>
-          <w:i/>
-          <w:iCs/>
-          <w:color w:val="555555"/>
-          <w:sz w:val="18"/>
-          <w:szCs w:val="18"/>
-        </w:rPr>
-        <w:t>9</w:t>
-      </w:r>
-      <w:r>
-        <w:rPr>
-          <w:i/>
-          <w:iCs/>
-          <w:color w:val="555555"/>
-          <w:sz w:val="18"/>
-          <w:szCs w:val="18"/>
-        </w:rPr>
-        <w:t>: OWASP ZAP scanning report for the deployed endpoint (0 high, 0 medium, 2 low, 2 informational)</w:t>
+        <w:t>Figure 29: OWASP ZAP scanning report for the deployed endpoint (0 high, 0 medium, 2 low, 2 informational)</w:t>
       </w:r>
     </w:p>
     <w:p>
@@ -10576,86 +8923,12 @@
           <w:sz w:val="18"/>
           <w:szCs w:val="18"/>
         </w:rPr>
-        <w:t>Figure</w:t>
-      </w:r>
-      <w:r>
-        <w:rPr>
-          <w:i/>
-          <w:iCs/>
-          <w:color w:val="555555"/>
-          <w:sz w:val="18"/>
-          <w:szCs w:val="18"/>
-        </w:rPr>
-        <w:t xml:space="preserve"> 30</w:t>
-      </w:r>
-      <w:r>
-        <w:rPr>
-          <w:i/>
-          <w:iCs/>
-          <w:color w:val="555555"/>
-          <w:sz w:val="18"/>
-          <w:szCs w:val="18"/>
-        </w:rPr>
-        <w:t>: Docker image build step in the pipeline (build, scan, push job)</w:t>
-      </w:r>
-      <w:r>
-        <w:rPr>
-          <w:i/>
-          <w:iCs/>
-          <w:color w:val="555555"/>
-          <w:sz w:val="18"/>
-          <w:szCs w:val="18"/>
-        </w:rPr>
+        <w:t xml:space="preserve">Figure 30: Docker image build step in the pipeline (build, scan, push job)</w:t>
         <w:br/>
-      </w:r>
-      <w:r>
-        <w:rPr>
-          <w:i/>
-          <w:iCs/>
-          <w:color w:val="555555"/>
-          <w:sz w:val="18"/>
-          <w:szCs w:val="18"/>
-        </w:rPr>
         <w:br/>
-      </w:r>
-      <w:r>
-        <w:rPr>
-          <w:i/>
-          <w:iCs/>
-          <w:color w:val="555555"/>
-          <w:sz w:val="18"/>
-          <w:szCs w:val="18"/>
-        </w:rPr>
         <w:br/>
-      </w:r>
-      <w:r>
-        <w:rPr>
-          <w:i/>
-          <w:iCs/>
-          <w:color w:val="555555"/>
-          <w:sz w:val="18"/>
-          <w:szCs w:val="18"/>
-        </w:rPr>
         <w:br/>
-      </w:r>
-      <w:r>
-        <w:rPr>
-          <w:i/>
-          <w:iCs/>
-          <w:color w:val="555555"/>
-          <w:sz w:val="18"/>
-          <w:szCs w:val="18"/>
-        </w:rPr>
         <w:br/>
-      </w:r>
-      <w:r>
-        <w:rPr>
-          <w:i/>
-          <w:iCs/>
-          <w:color w:val="555555"/>
-          <w:sz w:val="18"/>
-          <w:szCs w:val="18"/>
-        </w:rPr>
         <w:br/>
       </w:r>
       <w:r>
@@ -10704,58 +8977,7 @@
           <w:szCs w:val="18"/>
         </w:rPr>
         <w:br/>
-      </w:r>
-      <w:r>
-        <w:rPr>
-          <w:i/>
-          <w:iCs/>
-          <w:color w:val="555555"/>
-          <w:sz w:val="18"/>
-          <w:szCs w:val="18"/>
-        </w:rPr>
-        <w:t>Figure 3</w:t>
-      </w:r>
-      <w:r>
-        <w:rPr>
-          <w:i/>
-          <w:iCs/>
-          <w:color w:val="555555"/>
-          <w:sz w:val="18"/>
-          <w:szCs w:val="18"/>
-        </w:rPr>
-        <w:t>1</w:t>
-      </w:r>
-      <w:r>
-        <w:rPr>
-          <w:i/>
-          <w:iCs/>
-          <w:color w:val="555555"/>
-          <w:sz w:val="18"/>
-          <w:szCs w:val="18"/>
-        </w:rPr>
-        <w:t xml:space="preserve">: </w:t>
-      </w:r>
-      <w:proofErr w:type="spellStart"/>
-      <w:r>
-        <w:rPr>
-          <w:i/>
-          <w:iCs/>
-          <w:color w:val="555555"/>
-          <w:sz w:val="18"/>
-          <w:szCs w:val="18"/>
-        </w:rPr>
-        <w:t>Trivy</w:t>
-      </w:r>
-      <w:proofErr w:type="spellEnd"/>
-      <w:r>
-        <w:rPr>
-          <w:i/>
-          <w:iCs/>
-          <w:color w:val="555555"/>
-          <w:sz w:val="18"/>
-          <w:szCs w:val="18"/>
-        </w:rPr>
-        <w:t xml:space="preserve"> report</w:t>
+        <w:t xml:space="preserve">Figure 31: Trivy report</w:t>
       </w:r>
     </w:p>
     <w:sectPr>

--- a/report/2025AE05107_AIMLCZG523_Assignment_01_Report.docx
+++ b/report/2025AE05107_AIMLCZG523_Assignment_01_Report.docx
@@ -8740,10 +8740,18 @@
           <w:szCs w:val="18"/>
         </w:rPr>
         <w:t xml:space="preserve">Figure 27: Checkov scan of the Kubernetes manifests</w:t>
-        <w:br/>
-        <w:br/>
-        <w:br/>
-        <w:lastRenderedPageBreak/>
+      </w:r>
+    </w:p>
+    <w:p>
+      <w:pPr>
+        <w:keepNext/>
+        <w:spacing w:before="100" w:after="40"/>
+        <w:jc w:val="center"/>
+      </w:pPr>
+      <w:r>
+        <w:rPr>
+          <w:noProof/>
+        </w:rPr>
         <w:drawing>
           <wp:inline distT="0" distB="0" distL="0" distR="0" wp14:anchorId="0370B02C" wp14:editId="79DDE793">
             <wp:extent cx="5976620" cy="3907155"/>
@@ -8779,18 +8787,22 @@
             </a:graphic>
           </wp:inline>
         </w:drawing>
-        <w:br/>
-        <w:t xml:space="preserve">Figure 28: </w:t>
-      </w:r>
+      </w:r>
+    </w:p>
+    <w:p>
+      <w:pPr>
+        <w:spacing w:after="150"/>
+        <w:jc w:val="center"/>
+      </w:pPr>
       <w:r>
         <w:rPr>
           <w:i/>
           <w:iCs/>
-          <w:color w:val="747474" w:themeColor="background2" w:themeShade="80"/>
+          <w:color w:val="555555"/>
           <w:sz w:val="18"/>
           <w:szCs w:val="18"/>
         </w:rPr>
-        <w:t xml:space="preserve">Build, Trivy, ECR push</w:t>
+        <w:t xml:space="preserve">Figure 28: Build, Trivy, ECR push</w:t>
       </w:r>
     </w:p>
     <w:p>
@@ -8924,12 +8936,6 @@
           <w:szCs w:val="18"/>
         </w:rPr>
         <w:t xml:space="preserve">Figure 30: Docker image build step in the pipeline (build, scan, push job)</w:t>
-        <w:br/>
-        <w:br/>
-        <w:br/>
-        <w:br/>
-        <w:br/>
-        <w:br/>
       </w:r>
       <w:r>
         <w:drawing>
